--- a/Rapport-P_Bibliothèque_JulienMares.docx
+++ b/Rapport-P_Bibliothèque_JulienMares.docx
@@ -45,13 +45,1227 @@
         <w:t>Planification initiale</w:t>
       </w:r>
     </w:p>
+    <w:tbl>
+      <w:tblPr>
+        <w:tblStyle w:val="Grilledutableau"/>
+        <w:tblW w:w="9062" w:type="dxa"/>
+        <w:tblLook w:val="04A0" w:firstRow="1" w:lastRow="0" w:firstColumn="1" w:lastColumn="0" w:noHBand="0" w:noVBand="1"/>
+      </w:tblPr>
+      <w:tblGrid>
+        <w:gridCol w:w="8139"/>
+        <w:gridCol w:w="923"/>
+      </w:tblGrid>
+      <w:tr>
+        <w:tc>
+          <w:tcPr>
+            <w:tcW w:w="8139" w:type="dxa"/>
+            <w:shd w:val="clear" w:color="auto" w:fill="C1E4F5" w:themeFill="accent1" w:themeFillTint="33"/>
+          </w:tcPr>
+          <w:p>
+            <w:pPr>
+              <w:rPr>
+                <w:color w:val="000000" w:themeColor="text1"/>
+              </w:rPr>
+            </w:pPr>
+            <w:r>
+              <w:rPr>
+                <w:color w:val="000000" w:themeColor="text1"/>
+              </w:rPr>
+              <w:t>Tâche à effecteur</w:t>
+            </w:r>
+          </w:p>
+        </w:tc>
+        <w:tc>
+          <w:tcPr>
+            <w:tcW w:w="923" w:type="dxa"/>
+            <w:shd w:val="clear" w:color="auto" w:fill="C1E4F5" w:themeFill="accent1" w:themeFillTint="33"/>
+          </w:tcPr>
+          <w:p>
+            <w:pPr>
+              <w:rPr>
+                <w:color w:val="000000" w:themeColor="text1"/>
+              </w:rPr>
+            </w:pPr>
+            <w:r>
+              <w:rPr>
+                <w:color w:val="000000" w:themeColor="text1"/>
+              </w:rPr>
+              <w:t>Durée estimé</w:t>
+            </w:r>
+          </w:p>
+        </w:tc>
+      </w:tr>
+      <w:tr>
+        <w:tc>
+          <w:tcPr>
+            <w:tcW w:w="8139" w:type="dxa"/>
+            <w:shd w:val="clear" w:color="auto" w:fill="FFFFFF" w:themeFill="background1"/>
+          </w:tcPr>
+          <w:p>
+            <w:pPr>
+              <w:rPr>
+                <w:color w:val="000000" w:themeColor="text1"/>
+              </w:rPr>
+            </w:pPr>
+            <w:r>
+              <w:rPr>
+                <w:color w:val="000000" w:themeColor="text1"/>
+              </w:rPr>
+              <w:t>Planification initiale</w:t>
+            </w:r>
+          </w:p>
+        </w:tc>
+        <w:tc>
+          <w:tcPr>
+            <w:tcW w:w="923" w:type="dxa"/>
+            <w:shd w:val="clear" w:color="auto" w:fill="FFFFFF" w:themeFill="background1"/>
+          </w:tcPr>
+          <w:p>
+            <w:pPr>
+              <w:rPr>
+                <w:color w:val="000000" w:themeColor="text1"/>
+              </w:rPr>
+            </w:pPr>
+            <w:r>
+              <w:rPr>
+                <w:color w:val="000000" w:themeColor="text1"/>
+              </w:rPr>
+              <w:t>6</w:t>
+            </w:r>
+            <w:r>
+              <w:rPr>
+                <w:color w:val="000000" w:themeColor="text1"/>
+              </w:rPr>
+              <w:t>h</w:t>
+            </w:r>
+          </w:p>
+        </w:tc>
+      </w:tr>
+      <w:tr>
+        <w:tc>
+          <w:tcPr>
+            <w:tcW w:w="8139" w:type="dxa"/>
+            <w:shd w:val="clear" w:color="auto" w:fill="FFFFFF" w:themeFill="background1"/>
+          </w:tcPr>
+          <w:p>
+            <w:pPr>
+              <w:rPr>
+                <w:color w:val="000000" w:themeColor="text1"/>
+              </w:rPr>
+            </w:pPr>
+            <w:r>
+              <w:rPr>
+                <w:color w:val="000000" w:themeColor="text1"/>
+              </w:rPr>
+              <w:t xml:space="preserve">Mise en place d’une planification + agile (ex. </w:t>
+            </w:r>
+            <w:proofErr w:type="spellStart"/>
+            <w:r>
+              <w:rPr>
+                <w:color w:val="000000" w:themeColor="text1"/>
+              </w:rPr>
+              <w:t>trello</w:t>
+            </w:r>
+            <w:proofErr w:type="spellEnd"/>
+            <w:r>
+              <w:rPr>
+                <w:color w:val="000000" w:themeColor="text1"/>
+              </w:rPr>
+              <w:t>)</w:t>
+            </w:r>
+          </w:p>
+        </w:tc>
+        <w:tc>
+          <w:tcPr>
+            <w:tcW w:w="923" w:type="dxa"/>
+            <w:shd w:val="clear" w:color="auto" w:fill="FFFFFF" w:themeFill="background1"/>
+          </w:tcPr>
+          <w:p>
+            <w:pPr>
+              <w:rPr>
+                <w:color w:val="000000" w:themeColor="text1"/>
+              </w:rPr>
+            </w:pPr>
+            <w:r>
+              <w:rPr>
+                <w:color w:val="000000" w:themeColor="text1"/>
+              </w:rPr>
+              <w:t>1h</w:t>
+            </w:r>
+          </w:p>
+        </w:tc>
+      </w:tr>
+      <w:tr>
+        <w:tc>
+          <w:tcPr>
+            <w:tcW w:w="8139" w:type="dxa"/>
+            <w:shd w:val="clear" w:color="auto" w:fill="FFFFFF" w:themeFill="background1"/>
+          </w:tcPr>
+          <w:p>
+            <w:pPr>
+              <w:rPr>
+                <w:color w:val="000000" w:themeColor="text1"/>
+              </w:rPr>
+            </w:pPr>
+            <w:r>
+              <w:rPr>
+                <w:color w:val="000000" w:themeColor="text1"/>
+              </w:rPr>
+              <w:t>Me documenter sur Google Books API</w:t>
+            </w:r>
+          </w:p>
+        </w:tc>
+        <w:tc>
+          <w:tcPr>
+            <w:tcW w:w="923" w:type="dxa"/>
+            <w:shd w:val="clear" w:color="auto" w:fill="FFFFFF" w:themeFill="background1"/>
+          </w:tcPr>
+          <w:p>
+            <w:pPr>
+              <w:rPr>
+                <w:color w:val="000000" w:themeColor="text1"/>
+              </w:rPr>
+            </w:pPr>
+            <w:r>
+              <w:rPr>
+                <w:color w:val="000000" w:themeColor="text1"/>
+              </w:rPr>
+              <w:t>1h30</w:t>
+            </w:r>
+          </w:p>
+        </w:tc>
+      </w:tr>
+      <w:tr>
+        <w:tc>
+          <w:tcPr>
+            <w:tcW w:w="8139" w:type="dxa"/>
+          </w:tcPr>
+          <w:p>
+            <w:r>
+              <w:t>Création MLD</w:t>
+            </w:r>
+          </w:p>
+        </w:tc>
+        <w:tc>
+          <w:tcPr>
+            <w:tcW w:w="923" w:type="dxa"/>
+          </w:tcPr>
+          <w:p>
+            <w:r>
+              <w:t>3h</w:t>
+            </w:r>
+          </w:p>
+        </w:tc>
+      </w:tr>
+      <w:tr>
+        <w:tc>
+          <w:tcPr>
+            <w:tcW w:w="8139" w:type="dxa"/>
+          </w:tcPr>
+          <w:p>
+            <w:r>
+              <w:t>Création charte graphique + Maquettes</w:t>
+            </w:r>
+          </w:p>
+        </w:tc>
+        <w:tc>
+          <w:tcPr>
+            <w:tcW w:w="923" w:type="dxa"/>
+          </w:tcPr>
+          <w:p>
+            <w:r>
+              <w:t>8</w:t>
+            </w:r>
+            <w:r>
+              <w:t>h</w:t>
+            </w:r>
+          </w:p>
+        </w:tc>
+      </w:tr>
+      <w:tr>
+        <w:tc>
+          <w:tcPr>
+            <w:tcW w:w="8139" w:type="dxa"/>
+          </w:tcPr>
+          <w:p>
+            <w:r>
+              <w:t xml:space="preserve">Création de la DB (Si </w:t>
+            </w:r>
+            <w:proofErr w:type="spellStart"/>
+            <w:r>
+              <w:t>dockeris</w:t>
+            </w:r>
+            <w:r>
+              <w:t>é</w:t>
+            </w:r>
+            <w:proofErr w:type="spellEnd"/>
+            <w:r>
+              <w:t xml:space="preserve"> faire le docker-compose aussi)</w:t>
+            </w:r>
+          </w:p>
+        </w:tc>
+        <w:tc>
+          <w:tcPr>
+            <w:tcW w:w="923" w:type="dxa"/>
+          </w:tcPr>
+          <w:p>
+            <w:r>
+              <w:t>2h30</w:t>
+            </w:r>
+          </w:p>
+        </w:tc>
+      </w:tr>
+      <w:tr>
+        <w:tc>
+          <w:tcPr>
+            <w:tcW w:w="8139" w:type="dxa"/>
+          </w:tcPr>
+          <w:p>
+            <w:r>
+              <w:t>Mise en place architecture des fichiers du code</w:t>
+            </w:r>
+          </w:p>
+        </w:tc>
+        <w:tc>
+          <w:tcPr>
+            <w:tcW w:w="923" w:type="dxa"/>
+          </w:tcPr>
+          <w:p>
+            <w:r>
+              <w:t>1h</w:t>
+            </w:r>
+          </w:p>
+        </w:tc>
+      </w:tr>
+      <w:tr>
+        <w:tc>
+          <w:tcPr>
+            <w:tcW w:w="8139" w:type="dxa"/>
+          </w:tcPr>
+          <w:p>
+            <w:r>
+              <w:t xml:space="preserve">Me redocumenter / former dans les bases en JS (Express, </w:t>
+            </w:r>
+            <w:proofErr w:type="spellStart"/>
+            <w:r>
+              <w:t>VueJS</w:t>
+            </w:r>
+            <w:proofErr w:type="spellEnd"/>
+            <w:r>
+              <w:t xml:space="preserve">, </w:t>
+            </w:r>
+            <w:r>
+              <w:t>(</w:t>
+            </w:r>
+            <w:proofErr w:type="spellStart"/>
+            <w:r>
+              <w:t>Tailwind</w:t>
+            </w:r>
+            <w:proofErr w:type="spellEnd"/>
+            <w:r>
+              <w:t xml:space="preserve"> et </w:t>
+            </w:r>
+            <w:proofErr w:type="spellStart"/>
+            <w:r>
+              <w:t>FlowBit</w:t>
+            </w:r>
+            <w:proofErr w:type="spellEnd"/>
+            <w:r>
+              <w:t xml:space="preserve"> potentiellement, </w:t>
+            </w:r>
+            <w:r>
+              <w:t>etc.)</w:t>
+            </w:r>
+          </w:p>
+        </w:tc>
+        <w:tc>
+          <w:tcPr>
+            <w:tcW w:w="923" w:type="dxa"/>
+          </w:tcPr>
+          <w:p>
+            <w:r>
+              <w:t>4</w:t>
+            </w:r>
+            <w:r>
+              <w:t>h</w:t>
+            </w:r>
+          </w:p>
+        </w:tc>
+      </w:tr>
+      <w:tr>
+        <w:tc>
+          <w:tcPr>
+            <w:tcW w:w="8139" w:type="dxa"/>
+          </w:tcPr>
+          <w:p>
+            <w:r>
+              <w:t>Me redocumenter sur comment faire les Tests unitaires, et les faire</w:t>
+            </w:r>
+          </w:p>
+        </w:tc>
+        <w:tc>
+          <w:tcPr>
+            <w:tcW w:w="923" w:type="dxa"/>
+          </w:tcPr>
+          <w:p>
+            <w:r>
+              <w:t>6</w:t>
+            </w:r>
+            <w:r>
+              <w:t>h</w:t>
+            </w:r>
+          </w:p>
+        </w:tc>
+      </w:tr>
+      <w:tr>
+        <w:tc>
+          <w:tcPr>
+            <w:tcW w:w="8139" w:type="dxa"/>
+          </w:tcPr>
+          <w:p>
+            <w:r>
+              <w:t>Page web « Inscription » &amp; « Connexion » utilisateurs</w:t>
+            </w:r>
+          </w:p>
+        </w:tc>
+        <w:tc>
+          <w:tcPr>
+            <w:tcW w:w="923" w:type="dxa"/>
+          </w:tcPr>
+          <w:p>
+            <w:r>
+              <w:t>6</w:t>
+            </w:r>
+            <w:r>
+              <w:t>h</w:t>
+            </w:r>
+          </w:p>
+        </w:tc>
+      </w:tr>
+      <w:tr>
+        <w:tc>
+          <w:tcPr>
+            <w:tcW w:w="8139" w:type="dxa"/>
+          </w:tcPr>
+          <w:p>
+            <w:r>
+              <w:t>Page web « Gestion utilisateurs »</w:t>
+            </w:r>
+          </w:p>
+        </w:tc>
+        <w:tc>
+          <w:tcPr>
+            <w:tcW w:w="923" w:type="dxa"/>
+          </w:tcPr>
+          <w:p>
+            <w:r>
+              <w:t>6</w:t>
+            </w:r>
+            <w:r>
+              <w:t>h</w:t>
+            </w:r>
+          </w:p>
+        </w:tc>
+      </w:tr>
+      <w:tr>
+        <w:tc>
+          <w:tcPr>
+            <w:tcW w:w="8139" w:type="dxa"/>
+          </w:tcPr>
+          <w:p>
+            <w:r>
+              <w:t>Google Books API (Voir comment ça</w:t>
+            </w:r>
+            <w:r>
+              <w:t xml:space="preserve"> marche en pratique)</w:t>
+            </w:r>
+          </w:p>
+        </w:tc>
+        <w:tc>
+          <w:tcPr>
+            <w:tcW w:w="923" w:type="dxa"/>
+          </w:tcPr>
+          <w:p>
+            <w:r>
+              <w:t>3h</w:t>
+            </w:r>
+          </w:p>
+        </w:tc>
+      </w:tr>
+      <w:tr>
+        <w:tc>
+          <w:tcPr>
+            <w:tcW w:w="8139" w:type="dxa"/>
+          </w:tcPr>
+          <w:p>
+            <w:r>
+              <w:t>Page web « Gestion des livres »</w:t>
+            </w:r>
+          </w:p>
+        </w:tc>
+        <w:tc>
+          <w:tcPr>
+            <w:tcW w:w="923" w:type="dxa"/>
+          </w:tcPr>
+          <w:p>
+            <w:r>
+              <w:t>6</w:t>
+            </w:r>
+            <w:r>
+              <w:t>h</w:t>
+            </w:r>
+          </w:p>
+        </w:tc>
+      </w:tr>
+      <w:tr>
+        <w:tc>
+          <w:tcPr>
+            <w:tcW w:w="8139" w:type="dxa"/>
+          </w:tcPr>
+          <w:p>
+            <w:r>
+              <w:t>Page web « Accueil »</w:t>
+            </w:r>
+          </w:p>
+        </w:tc>
+        <w:tc>
+          <w:tcPr>
+            <w:tcW w:w="923" w:type="dxa"/>
+          </w:tcPr>
+          <w:p>
+            <w:r>
+              <w:t>6</w:t>
+            </w:r>
+            <w:r>
+              <w:t>h</w:t>
+            </w:r>
+          </w:p>
+        </w:tc>
+      </w:tr>
+      <w:tr>
+        <w:tc>
+          <w:tcPr>
+            <w:tcW w:w="8139" w:type="dxa"/>
+          </w:tcPr>
+          <w:p>
+            <w:r>
+              <w:t>Page web « Catalogue de Livres »</w:t>
+            </w:r>
+          </w:p>
+        </w:tc>
+        <w:tc>
+          <w:tcPr>
+            <w:tcW w:w="923" w:type="dxa"/>
+          </w:tcPr>
+          <w:p>
+            <w:r>
+              <w:t>6</w:t>
+            </w:r>
+            <w:r>
+              <w:t>h</w:t>
+            </w:r>
+          </w:p>
+        </w:tc>
+      </w:tr>
+      <w:tr>
+        <w:tc>
+          <w:tcPr>
+            <w:tcW w:w="8139" w:type="dxa"/>
+          </w:tcPr>
+          <w:p>
+            <w:r>
+              <w:t>Page web d’un livre spécifique (pour avoir + d’infos dessus, ou l’emprunter)</w:t>
+            </w:r>
+          </w:p>
+        </w:tc>
+        <w:tc>
+          <w:tcPr>
+            <w:tcW w:w="923" w:type="dxa"/>
+          </w:tcPr>
+          <w:p>
+            <w:r>
+              <w:t>8</w:t>
+            </w:r>
+            <w:r>
+              <w:t>h</w:t>
+            </w:r>
+          </w:p>
+        </w:tc>
+      </w:tr>
+      <w:tr>
+        <w:tc>
+          <w:tcPr>
+            <w:tcW w:w="8139" w:type="dxa"/>
+          </w:tcPr>
+          <w:p>
+            <w:r>
+              <w:t>Documentation : Squelette de la doc, sommaire</w:t>
+            </w:r>
+          </w:p>
+        </w:tc>
+        <w:tc>
+          <w:tcPr>
+            <w:tcW w:w="923" w:type="dxa"/>
+          </w:tcPr>
+          <w:p>
+            <w:r>
+              <w:t>20m</w:t>
+            </w:r>
+          </w:p>
+        </w:tc>
+      </w:tr>
+      <w:tr>
+        <w:tc>
+          <w:tcPr>
+            <w:tcW w:w="8139" w:type="dxa"/>
+          </w:tcPr>
+          <w:p>
+            <w:r>
+              <w:t>Documentation :</w:t>
+            </w:r>
+            <w:r>
+              <w:t xml:space="preserve"> Analyse du projet</w:t>
+            </w:r>
+          </w:p>
+        </w:tc>
+        <w:tc>
+          <w:tcPr>
+            <w:tcW w:w="923" w:type="dxa"/>
+          </w:tcPr>
+          <w:p>
+            <w:r>
+              <w:t>3</w:t>
+            </w:r>
+            <w:r>
+              <w:t>h</w:t>
+            </w:r>
+            <w:r>
+              <w:t>10</w:t>
+            </w:r>
+          </w:p>
+        </w:tc>
+      </w:tr>
+      <w:tr>
+        <w:tc>
+          <w:tcPr>
+            <w:tcW w:w="8139" w:type="dxa"/>
+          </w:tcPr>
+          <w:p>
+            <w:r>
+              <w:t>Documentation : Résultat obtenu &amp; explication</w:t>
+            </w:r>
+          </w:p>
+        </w:tc>
+        <w:tc>
+          <w:tcPr>
+            <w:tcW w:w="923" w:type="dxa"/>
+          </w:tcPr>
+          <w:p>
+            <w:r>
+              <w:t>5</w:t>
+            </w:r>
+            <w:r>
+              <w:t>h</w:t>
+            </w:r>
+          </w:p>
+        </w:tc>
+      </w:tr>
+      <w:tr>
+        <w:tc>
+          <w:tcPr>
+            <w:tcW w:w="8139" w:type="dxa"/>
+          </w:tcPr>
+          <w:p>
+            <w:r>
+              <w:t xml:space="preserve">Documentation : Simplement mettre la charte graphique + maquette (fais sur </w:t>
+            </w:r>
+            <w:proofErr w:type="spellStart"/>
+            <w:r>
+              <w:t>canva</w:t>
+            </w:r>
+            <w:proofErr w:type="spellEnd"/>
+            <w:r>
+              <w:t xml:space="preserve"> avant sûrement)</w:t>
+            </w:r>
+          </w:p>
+        </w:tc>
+        <w:tc>
+          <w:tcPr>
+            <w:tcW w:w="923" w:type="dxa"/>
+          </w:tcPr>
+          <w:p>
+            <w:r>
+              <w:t>30m</w:t>
+            </w:r>
+          </w:p>
+        </w:tc>
+      </w:tr>
+      <w:tr>
+        <w:tc>
+          <w:tcPr>
+            <w:tcW w:w="8139" w:type="dxa"/>
+          </w:tcPr>
+          <w:p>
+            <w:r>
+              <w:t>Documentation : Partie Tests</w:t>
+            </w:r>
+          </w:p>
+        </w:tc>
+        <w:tc>
+          <w:tcPr>
+            <w:tcW w:w="923" w:type="dxa"/>
+          </w:tcPr>
+          <w:p>
+            <w:r>
+              <w:t>3</w:t>
+            </w:r>
+            <w:r>
+              <w:t>h</w:t>
+            </w:r>
+          </w:p>
+        </w:tc>
+      </w:tr>
+      <w:tr>
+        <w:tc>
+          <w:tcPr>
+            <w:tcW w:w="8139" w:type="dxa"/>
+          </w:tcPr>
+          <w:p>
+            <w:r>
+              <w:t>Documentation : Conclusions</w:t>
+            </w:r>
+          </w:p>
+        </w:tc>
+        <w:tc>
+          <w:tcPr>
+            <w:tcW w:w="923" w:type="dxa"/>
+          </w:tcPr>
+          <w:p>
+            <w:r>
+              <w:t>1h</w:t>
+            </w:r>
+          </w:p>
+        </w:tc>
+      </w:tr>
+      <w:tr>
+        <w:tc>
+          <w:tcPr>
+            <w:tcW w:w="8139" w:type="dxa"/>
+          </w:tcPr>
+          <w:p>
+            <w:r>
+              <w:t xml:space="preserve">Faire le </w:t>
+            </w:r>
+            <w:proofErr w:type="spellStart"/>
+            <w:r>
+              <w:t>readme</w:t>
+            </w:r>
+            <w:proofErr w:type="spellEnd"/>
+            <w:r>
+              <w:t xml:space="preserve"> (doc pour installation du projet par un tierce)</w:t>
+            </w:r>
+          </w:p>
+        </w:tc>
+        <w:tc>
+          <w:tcPr>
+            <w:tcW w:w="923" w:type="dxa"/>
+          </w:tcPr>
+          <w:p>
+            <w:r>
+              <w:t>3h</w:t>
+            </w:r>
+          </w:p>
+        </w:tc>
+      </w:tr>
+    </w:tbl>
+    <w:p/>
+    <w:p>
+      <w:pPr>
+        <w:pStyle w:val="Titre1"/>
+      </w:pPr>
+      <w:r>
+        <w:lastRenderedPageBreak/>
+        <w:t>Analyse conceptuelle</w:t>
+      </w:r>
+    </w:p>
+    <w:p>
+      <w:pPr>
+        <w:pStyle w:val="Titre2"/>
+      </w:pPr>
+      <w:r>
+        <w:t>Analyse Routes API</w:t>
+      </w:r>
+    </w:p>
+    <w:p>
+      <w:pPr>
+        <w:pStyle w:val="Titre3"/>
+      </w:pPr>
+      <w:r>
+        <w:t>Routes Book</w:t>
+      </w:r>
+    </w:p>
+    <w:p>
+      <w:pPr>
+        <w:pStyle w:val="Paragraphedeliste"/>
+        <w:numPr>
+          <w:ilvl w:val="0"/>
+          <w:numId w:val="2"/>
+        </w:numPr>
+      </w:pPr>
+      <w:r>
+        <w:t>GET /books/</w:t>
+      </w:r>
+      <w:r>
+        <w:t> :</w:t>
+      </w:r>
+      <w:proofErr w:type="spellStart"/>
+      <w:r>
+        <w:t>bookId</w:t>
+      </w:r>
+      <w:proofErr w:type="spellEnd"/>
+    </w:p>
+    <w:p>
+      <w:r>
+        <w:t>Req.params.id</w:t>
+      </w:r>
+    </w:p>
+    <w:p>
+      <w:pPr>
+        <w:ind w:left="360"/>
+      </w:pPr>
+      <w:r>
+        <w:t>Récupère toutes les informations d’un livre en particulier</w:t>
+      </w:r>
+    </w:p>
+    <w:p>
+      <w:pPr>
+        <w:pStyle w:val="Paragraphedeliste"/>
+        <w:numPr>
+          <w:ilvl w:val="0"/>
+          <w:numId w:val="2"/>
+        </w:numPr>
+        <w:rPr>
+          <w:lang w:val="en-US"/>
+        </w:rPr>
+      </w:pPr>
+      <w:r>
+        <w:rPr>
+          <w:lang w:val="en-US"/>
+        </w:rPr>
+        <w:t>GET</w:t>
+      </w:r>
+      <w:r>
+        <w:rPr>
+          <w:lang w:val="en-US"/>
+        </w:rPr>
+        <w:t xml:space="preserve"> /books</w:t>
+      </w:r>
+      <w:r>
+        <w:rPr>
+          <w:lang w:val="en-US"/>
+        </w:rPr>
+        <w:t> </w:t>
+      </w:r>
+      <w:r>
+        <w:rPr>
+          <w:color w:val="4C94D8" w:themeColor="text2" w:themeTint="80"/>
+          <w:lang w:val="en-US"/>
+        </w:rPr>
+        <w:t>?author=$Camus ?g</w:t>
+      </w:r>
+      <w:r>
+        <w:rPr>
+          <w:color w:val="4C94D8" w:themeColor="text2" w:themeTint="80"/>
+          <w:lang w:val="en-US"/>
+        </w:rPr>
+        <w:t>enre=$</w:t>
+      </w:r>
+      <w:proofErr w:type="spellStart"/>
+      <w:r>
+        <w:rPr>
+          <w:color w:val="4C94D8" w:themeColor="text2" w:themeTint="80"/>
+          <w:lang w:val="en-US"/>
+        </w:rPr>
+        <w:t>dramatique</w:t>
+      </w:r>
+      <w:r>
+        <w:rPr>
+          <w:color w:val="4C94D8" w:themeColor="text2" w:themeTint="80"/>
+          <w:lang w:val="en-US"/>
+        </w:rPr>
+        <w:t>?</w:t>
+      </w:r>
+      <w:r>
+        <w:rPr>
+          <w:color w:val="4C94D8" w:themeColor="text2" w:themeTint="80"/>
+          <w:lang w:val="en-US"/>
+        </w:rPr>
+        <w:t>popularity</w:t>
+      </w:r>
+      <w:proofErr w:type="spellEnd"/>
+      <w:r>
+        <w:rPr>
+          <w:color w:val="4C94D8" w:themeColor="text2" w:themeTint="80"/>
+          <w:lang w:val="en-US"/>
+        </w:rPr>
+        <w:t>&gt;$50</w:t>
+      </w:r>
+      <w:r>
+        <w:rPr>
+          <w:color w:val="4C94D8" w:themeColor="text2" w:themeTint="80"/>
+          <w:lang w:val="en-US"/>
+        </w:rPr>
+        <w:t xml:space="preserve">?isBorrowed=$bool </w:t>
+      </w:r>
+    </w:p>
+    <w:p>
+      <w:pPr>
+        <w:ind w:left="360"/>
+      </w:pPr>
+      <w:proofErr w:type="spellStart"/>
+      <w:r>
+        <w:t>Req.query.autho</w:t>
+      </w:r>
+      <w:r>
+        <w:t>r</w:t>
+      </w:r>
+      <w:proofErr w:type="spellEnd"/>
+      <w:r>
+        <w:t xml:space="preserve"> = Camus</w:t>
+      </w:r>
+    </w:p>
+    <w:p>
+      <w:pPr>
+        <w:ind w:left="360"/>
+      </w:pPr>
+      <w:r>
+        <w:t>Récupère</w:t>
+      </w:r>
+      <w:r>
+        <w:t xml:space="preserve"> tous les livres (titre, couverture, auteur, genre, popularité)</w:t>
+      </w:r>
+      <w:r>
+        <w:t xml:space="preserve">, et selon la </w:t>
+      </w:r>
+      <w:proofErr w:type="spellStart"/>
+      <w:r>
+        <w:t>query</w:t>
+      </w:r>
+      <w:proofErr w:type="spellEnd"/>
+      <w:r>
+        <w:t xml:space="preserve"> (en bleu) on peut filtrer selon ces mêmes attributs</w:t>
+      </w:r>
+    </w:p>
+    <w:p>
+      <w:pPr>
+        <w:ind w:left="360"/>
+        <w:rPr>
+          <w:color w:val="FF0000"/>
+          <w:lang w:val="en-US"/>
+        </w:rPr>
+      </w:pPr>
+      <w:proofErr w:type="spellStart"/>
+      <w:r>
+        <w:rPr>
+          <w:color w:val="FF0000"/>
+          <w:lang w:val="en-US"/>
+        </w:rPr>
+        <w:t>Book.belongsToMany</w:t>
+      </w:r>
+      <w:proofErr w:type="spellEnd"/>
+      <w:r>
+        <w:rPr>
+          <w:color w:val="FF0000"/>
+          <w:lang w:val="en-US"/>
+        </w:rPr>
+        <w:t>(Author, { through: "</w:t>
+      </w:r>
+      <w:proofErr w:type="spellStart"/>
+      <w:r>
+        <w:rPr>
+          <w:color w:val="FF0000"/>
+          <w:lang w:val="en-US"/>
+        </w:rPr>
+        <w:t>etre_ecrit</w:t>
+      </w:r>
+      <w:proofErr w:type="spellEnd"/>
+      <w:r>
+        <w:rPr>
+          <w:color w:val="FF0000"/>
+          <w:lang w:val="en-US"/>
+        </w:rPr>
+        <w:t>" });</w:t>
+      </w:r>
+    </w:p>
+    <w:p>
+      <w:pPr>
+        <w:ind w:left="360"/>
+        <w:rPr>
+          <w:color w:val="FF0000"/>
+          <w:lang w:val="en-US"/>
+        </w:rPr>
+      </w:pPr>
+      <w:proofErr w:type="spellStart"/>
+      <w:r>
+        <w:rPr>
+          <w:color w:val="FF0000"/>
+          <w:lang w:val="en-US"/>
+        </w:rPr>
+        <w:t>Book.belongsToMany</w:t>
+      </w:r>
+      <w:proofErr w:type="spellEnd"/>
+      <w:r>
+        <w:rPr>
+          <w:color w:val="FF0000"/>
+          <w:lang w:val="en-US"/>
+        </w:rPr>
+        <w:t>(Genre, { through: "</w:t>
+      </w:r>
+      <w:proofErr w:type="spellStart"/>
+      <w:r>
+        <w:rPr>
+          <w:color w:val="FF0000"/>
+          <w:lang w:val="en-US"/>
+        </w:rPr>
+        <w:t>contenir</w:t>
+      </w:r>
+      <w:proofErr w:type="spellEnd"/>
+      <w:r>
+        <w:rPr>
+          <w:color w:val="FF0000"/>
+          <w:lang w:val="en-US"/>
+        </w:rPr>
+        <w:t>" });</w:t>
+      </w:r>
+    </w:p>
+    <w:p>
+      <w:pPr>
+        <w:pStyle w:val="Paragraphedeliste"/>
+        <w:numPr>
+          <w:ilvl w:val="0"/>
+          <w:numId w:val="2"/>
+        </w:numPr>
+        <w:rPr>
+          <w:lang w:val="en-US"/>
+        </w:rPr>
+      </w:pPr>
+      <w:r>
+        <w:rPr>
+          <w:lang w:val="en-US"/>
+        </w:rPr>
+        <w:t>GET /books/</w:t>
+      </w:r>
+      <w:r>
+        <w:rPr>
+          <w:lang w:val="en-US"/>
+        </w:rPr>
+        <w:t>recent</w:t>
+      </w:r>
+    </w:p>
+    <w:p>
+      <w:proofErr w:type="spellStart"/>
+      <w:r>
+        <w:t>Récupére</w:t>
+      </w:r>
+      <w:proofErr w:type="spellEnd"/>
+      <w:r>
+        <w:t xml:space="preserve"> les 5 livres les p</w:t>
+      </w:r>
+      <w:r>
+        <w:t>lus récents (tout les infos, auteur et genres compris)</w:t>
+      </w:r>
+    </w:p>
+    <w:p>
+      <w:pPr>
+        <w:pStyle w:val="Paragraphedeliste"/>
+        <w:numPr>
+          <w:ilvl w:val="0"/>
+          <w:numId w:val="2"/>
+        </w:numPr>
+        <w:rPr>
+          <w:lang w:val="en-US"/>
+        </w:rPr>
+      </w:pPr>
+      <w:r>
+        <w:rPr>
+          <w:lang w:val="en-US"/>
+        </w:rPr>
+        <w:t>GET /books/popularity</w:t>
+      </w:r>
+    </w:p>
+    <w:p>
+      <w:proofErr w:type="spellStart"/>
+      <w:r>
+        <w:t>Récupére</w:t>
+      </w:r>
+      <w:proofErr w:type="spellEnd"/>
+      <w:r>
+        <w:t xml:space="preserve"> les 5 livres les p</w:t>
+      </w:r>
+      <w:r>
+        <w:t xml:space="preserve">lus </w:t>
+      </w:r>
+      <w:r>
+        <w:t>populaires</w:t>
+      </w:r>
+      <w:r>
+        <w:t xml:space="preserve"> (</w:t>
+      </w:r>
+      <w:proofErr w:type="spellStart"/>
+      <w:r>
+        <w:t>tout</w:t>
+      </w:r>
+      <w:proofErr w:type="spellEnd"/>
+      <w:r>
+        <w:t xml:space="preserve"> les infos, auteur et genres compris)</w:t>
+      </w:r>
+    </w:p>
+    <w:p>
+      <w:pPr>
+        <w:pStyle w:val="Paragraphedeliste"/>
+        <w:numPr>
+          <w:ilvl w:val="0"/>
+          <w:numId w:val="2"/>
+        </w:numPr>
+      </w:pPr>
+      <w:r>
+        <w:t>DEL /books/ :id</w:t>
+      </w:r>
+    </w:p>
+    <w:p>
+      <w:r>
+        <w:t>Supprime un livre</w:t>
+      </w:r>
+      <w:r>
+        <w:t xml:space="preserve"> </w:t>
+      </w:r>
+    </w:p>
+    <w:p>
+      <w:pPr>
+        <w:pStyle w:val="Paragraphedeliste"/>
+        <w:numPr>
+          <w:ilvl w:val="0"/>
+          <w:numId w:val="2"/>
+        </w:numPr>
+      </w:pPr>
+      <w:r>
+        <w:t>ADD</w:t>
+      </w:r>
+      <w:r>
+        <w:tab/>
+      </w:r>
+      <w:r>
+        <w:t>( A VOIR , on ira</w:t>
+      </w:r>
+      <w:r>
+        <w:t xml:space="preserve"> chercher les données avec google books API, j’en sais pas beaucoup plus pour l’instant)</w:t>
+      </w:r>
+    </w:p>
+    <w:p>
+      <w:pPr>
+        <w:ind w:left="360"/>
+      </w:pPr>
+    </w:p>
+    <w:p>
+      <w:pPr>
+        <w:pStyle w:val="Titre3"/>
+      </w:pPr>
+      <w:r>
+        <w:t>Routes User</w:t>
+      </w:r>
+    </w:p>
+    <w:p/>
+    <w:p/>
+    <w:p/>
+    <w:p/>
+    <w:p/>
+    <w:p/>
+    <w:p/>
+    <w:p/>
+    <w:p/>
+    <w:p/>
+    <w:p/>
+    <w:p/>
+    <w:p/>
+    <w:p/>
     <w:p/>
     <w:p/>
     <w:p/>
     <w:p>
       <w:pPr>
-        <w:pStyle w:val="Titre2"/>
-      </w:pPr>
+        <w:ind w:left="360"/>
+        <w:rPr>
+          <w:color w:val="000000" w:themeColor="text1"/>
+        </w:rPr>
+      </w:pPr>
+      <w:r>
+        <w:rPr>
+          <w:color w:val="000000" w:themeColor="text1"/>
+          <w:lang w:val="en-US"/>
+        </w:rPr>
+        <w:lastRenderedPageBreak/>
+        <w:drawing>
+          <wp:inline distT="0" distB="0" distL="0" distR="0" wp14:anchorId="0223C3FA" wp14:editId="70D35175">
+            <wp:extent cx="5760720" cy="6964680"/>
+            <wp:effectExtent l="0" t="0" r="0" b="7620"/>
+            <wp:docPr id="137784633" name="Image 1"/>
+            <wp:cNvGraphicFramePr>
+              <a:graphicFrameLocks xmlns:a="http://schemas.openxmlformats.org/drawingml/2006/main" noChangeAspect="1"/>
+            </wp:cNvGraphicFramePr>
+            <a:graphic xmlns:a="http://schemas.openxmlformats.org/drawingml/2006/main">
+              <a:graphicData uri="http://schemas.openxmlformats.org/drawingml/2006/picture">
+                <pic:pic xmlns:pic="http://schemas.openxmlformats.org/drawingml/2006/picture">
+                  <pic:nvPicPr>
+                    <pic:cNvPr id="137784633" name=""/>
+                    <pic:cNvPicPr/>
+                  </pic:nvPicPr>
+                  <pic:blipFill>
+                    <a:blip r:embed="rId6"/>
+                    <a:stretch>
+                      <a:fillRect/>
+                    </a:stretch>
+                  </pic:blipFill>
+                  <pic:spPr>
+                    <a:xfrm>
+                      <a:off x="0" y="0"/>
+                      <a:ext cx="5760720" cy="6964680"/>
+                    </a:xfrm>
+                    <a:prstGeom prst="rect">
+                      <a:avLst/>
+                    </a:prstGeom>
+                  </pic:spPr>
+                </pic:pic>
+              </a:graphicData>
+            </a:graphic>
+          </wp:inline>
+        </w:drawing>
+      </w:r>
+      <w:r>
+        <w:rPr>
+          <w:color w:val="000000" w:themeColor="text1"/>
+        </w:rPr>
+        <w:br/>
+      </w:r>
+      <w:r>
+        <w:rPr>
+          <w:color w:val="C00000"/>
+        </w:rPr>
+        <w:t xml:space="preserve">Exemple de code donnée par </w:t>
+      </w:r>
+      <w:proofErr w:type="spellStart"/>
+      <w:r>
+        <w:rPr>
+          <w:color w:val="C00000"/>
+        </w:rPr>
+        <w:t>chatgpt</w:t>
+      </w:r>
+      <w:proofErr w:type="spellEnd"/>
+      <w:r>
+        <w:rPr>
+          <w:color w:val="C00000"/>
+        </w:rPr>
+        <w:t xml:space="preserve"> qui facilite ma compréhension A SUPP</w:t>
+      </w:r>
     </w:p>
     <w:sectPr>
       <w:pgSz w:w="11906" w:h="16838"/>
@@ -61,6 +1275,278 @@
     </w:sectPr>
   </w:body>
 </w:document>
+</file>
+
+<file path=word/numbering.xml><?xml version="1.0" encoding="utf-8"?>
+<w:numbering xmlns:wpc="http://schemas.microsoft.com/office/word/2010/wordprocessingCanvas" xmlns:cx="http://schemas.microsoft.com/office/drawing/2014/chartex" xmlns:cx1="http://schemas.microsoft.com/office/drawing/2015/9/8/chartex" xmlns:cx2="http://schemas.microsoft.com/office/drawing/2015/10/21/chartex" xmlns:cx3="http://schemas.microsoft.com/office/drawing/2016/5/9/chartex" xmlns:cx4="http://schemas.microsoft.com/office/drawing/2016/5/10/chartex" xmlns:cx5="http://schemas.microsoft.com/office/drawing/2016/5/11/chartex" xmlns:cx6="http://schemas.microsoft.com/office/drawing/2016/5/12/chartex" xmlns:cx7="http://schemas.microsoft.com/office/drawing/2016/5/13/chartex" xmlns:cx8="http://schemas.microsoft.com/office/drawing/2016/5/14/chartex" xmlns:mc="http://schemas.openxmlformats.org/markup-compatibility/2006" xmlns:aink="http://schemas.microsoft.com/office/drawing/2016/ink" xmlns:am3d="http://schemas.microsoft.com/office/drawing/2017/model3d" xmlns:o="urn:schemas-microsoft-com:office:office" xmlns:oel="http://schemas.microsoft.com/office/2019/extlst" xmlns:r="http://schemas.openxmlformats.org/officeDocument/2006/relationships" xmlns:m="http://schemas.openxmlformats.org/officeDocument/2006/math" xmlns:v="urn:schemas-microsoft-com:vml" xmlns:wp14="http://schemas.microsoft.com/office/word/2010/wordprocessingDrawing" xmlns:wp="http://schemas.openxmlformats.org/drawingml/2006/wordprocessingDrawing" xmlns:w10="urn:schemas-microsoft-com:office:word" xmlns:w="http://schemas.openxmlformats.org/wordprocessingml/2006/main" xmlns:w14="http://schemas.microsoft.com/office/word/2010/wordml" xmlns:w15="http://schemas.microsoft.com/office/word/2012/wordml" xmlns:w16cex="http://schemas.microsoft.com/office/word/2018/wordml/cex" xmlns:w16cid="http://schemas.microsoft.com/office/word/2016/wordml/cid" xmlns:w16="http://schemas.microsoft.com/office/word/2018/wordml" xmlns:w16sdtdh="http://schemas.microsoft.com/office/word/2020/wordml/sdtdatahash" xmlns:w16se="http://schemas.microsoft.com/office/word/2015/wordml/symex" xmlns:wpg="http://schemas.microsoft.com/office/word/2010/wordprocessingGroup" xmlns:wpi="http://schemas.microsoft.com/office/word/2010/wordprocessingInk" xmlns:wne="http://schemas.microsoft.com/office/word/2006/wordml" xmlns:wps="http://schemas.microsoft.com/office/word/2010/wordprocessingShape" mc:Ignorable="w14 w15 w16se w16cid w16 w16cex w16sdtdh wp14">
+  <w:abstractNum w:abstractNumId="0" w15:restartNumberingAfterBreak="0">
+    <w:nsid w:val="24EB14E7"/>
+    <w:multiLevelType w:val="hybridMultilevel"/>
+    <w:tmpl w:val="3430899C"/>
+    <w:lvl w:ilvl="0" w:tplc="100C000F">
+      <w:start w:val="1"/>
+      <w:numFmt w:val="decimal"/>
+      <w:lvlText w:val="%1."/>
+      <w:lvlJc w:val="left"/>
+      <w:pPr>
+        <w:ind w:left="720" w:hanging="360"/>
+      </w:pPr>
+    </w:lvl>
+    <w:lvl w:ilvl="1" w:tplc="100C0019" w:tentative="1">
+      <w:start w:val="1"/>
+      <w:numFmt w:val="lowerLetter"/>
+      <w:lvlText w:val="%2."/>
+      <w:lvlJc w:val="left"/>
+      <w:pPr>
+        <w:ind w:left="1440" w:hanging="360"/>
+      </w:pPr>
+    </w:lvl>
+    <w:lvl w:ilvl="2" w:tplc="100C001B" w:tentative="1">
+      <w:start w:val="1"/>
+      <w:numFmt w:val="lowerRoman"/>
+      <w:lvlText w:val="%3."/>
+      <w:lvlJc w:val="right"/>
+      <w:pPr>
+        <w:ind w:left="2160" w:hanging="180"/>
+      </w:pPr>
+    </w:lvl>
+    <w:lvl w:ilvl="3" w:tplc="100C000F" w:tentative="1">
+      <w:start w:val="1"/>
+      <w:numFmt w:val="decimal"/>
+      <w:lvlText w:val="%4."/>
+      <w:lvlJc w:val="left"/>
+      <w:pPr>
+        <w:ind w:left="2880" w:hanging="360"/>
+      </w:pPr>
+    </w:lvl>
+    <w:lvl w:ilvl="4" w:tplc="100C0019" w:tentative="1">
+      <w:start w:val="1"/>
+      <w:numFmt w:val="lowerLetter"/>
+      <w:lvlText w:val="%5."/>
+      <w:lvlJc w:val="left"/>
+      <w:pPr>
+        <w:ind w:left="3600" w:hanging="360"/>
+      </w:pPr>
+    </w:lvl>
+    <w:lvl w:ilvl="5" w:tplc="100C001B" w:tentative="1">
+      <w:start w:val="1"/>
+      <w:numFmt w:val="lowerRoman"/>
+      <w:lvlText w:val="%6."/>
+      <w:lvlJc w:val="right"/>
+      <w:pPr>
+        <w:ind w:left="4320" w:hanging="180"/>
+      </w:pPr>
+    </w:lvl>
+    <w:lvl w:ilvl="6" w:tplc="100C000F" w:tentative="1">
+      <w:start w:val="1"/>
+      <w:numFmt w:val="decimal"/>
+      <w:lvlText w:val="%7."/>
+      <w:lvlJc w:val="left"/>
+      <w:pPr>
+        <w:ind w:left="5040" w:hanging="360"/>
+      </w:pPr>
+    </w:lvl>
+    <w:lvl w:ilvl="7" w:tplc="100C0019" w:tentative="1">
+      <w:start w:val="1"/>
+      <w:numFmt w:val="lowerLetter"/>
+      <w:lvlText w:val="%8."/>
+      <w:lvlJc w:val="left"/>
+      <w:pPr>
+        <w:ind w:left="5760" w:hanging="360"/>
+      </w:pPr>
+    </w:lvl>
+    <w:lvl w:ilvl="8" w:tplc="100C001B" w:tentative="1">
+      <w:start w:val="1"/>
+      <w:numFmt w:val="lowerRoman"/>
+      <w:lvlText w:val="%9."/>
+      <w:lvlJc w:val="right"/>
+      <w:pPr>
+        <w:ind w:left="6480" w:hanging="180"/>
+      </w:pPr>
+    </w:lvl>
+  </w:abstractNum>
+  <w:abstractNum w:abstractNumId="1" w15:restartNumberingAfterBreak="0">
+    <w:nsid w:val="64F4321A"/>
+    <w:multiLevelType w:val="hybridMultilevel"/>
+    <w:tmpl w:val="AAAAA8CA"/>
+    <w:lvl w:ilvl="0" w:tplc="100C0015">
+      <w:start w:val="1"/>
+      <w:numFmt w:val="upperLetter"/>
+      <w:lvlText w:val="%1."/>
+      <w:lvlJc w:val="left"/>
+      <w:pPr>
+        <w:ind w:left="720" w:hanging="360"/>
+      </w:pPr>
+    </w:lvl>
+    <w:lvl w:ilvl="1" w:tplc="100C0019" w:tentative="1">
+      <w:start w:val="1"/>
+      <w:numFmt w:val="lowerLetter"/>
+      <w:lvlText w:val="%2."/>
+      <w:lvlJc w:val="left"/>
+      <w:pPr>
+        <w:ind w:left="1440" w:hanging="360"/>
+      </w:pPr>
+    </w:lvl>
+    <w:lvl w:ilvl="2" w:tplc="100C001B" w:tentative="1">
+      <w:start w:val="1"/>
+      <w:numFmt w:val="lowerRoman"/>
+      <w:lvlText w:val="%3."/>
+      <w:lvlJc w:val="right"/>
+      <w:pPr>
+        <w:ind w:left="2160" w:hanging="180"/>
+      </w:pPr>
+    </w:lvl>
+    <w:lvl w:ilvl="3" w:tplc="100C000F" w:tentative="1">
+      <w:start w:val="1"/>
+      <w:numFmt w:val="decimal"/>
+      <w:lvlText w:val="%4."/>
+      <w:lvlJc w:val="left"/>
+      <w:pPr>
+        <w:ind w:left="2880" w:hanging="360"/>
+      </w:pPr>
+    </w:lvl>
+    <w:lvl w:ilvl="4" w:tplc="100C0019" w:tentative="1">
+      <w:start w:val="1"/>
+      <w:numFmt w:val="lowerLetter"/>
+      <w:lvlText w:val="%5."/>
+      <w:lvlJc w:val="left"/>
+      <w:pPr>
+        <w:ind w:left="3600" w:hanging="360"/>
+      </w:pPr>
+    </w:lvl>
+    <w:lvl w:ilvl="5" w:tplc="100C001B" w:tentative="1">
+      <w:start w:val="1"/>
+      <w:numFmt w:val="lowerRoman"/>
+      <w:lvlText w:val="%6."/>
+      <w:lvlJc w:val="right"/>
+      <w:pPr>
+        <w:ind w:left="4320" w:hanging="180"/>
+      </w:pPr>
+    </w:lvl>
+    <w:lvl w:ilvl="6" w:tplc="100C000F" w:tentative="1">
+      <w:start w:val="1"/>
+      <w:numFmt w:val="decimal"/>
+      <w:lvlText w:val="%7."/>
+      <w:lvlJc w:val="left"/>
+      <w:pPr>
+        <w:ind w:left="5040" w:hanging="360"/>
+      </w:pPr>
+    </w:lvl>
+    <w:lvl w:ilvl="7" w:tplc="100C0019" w:tentative="1">
+      <w:start w:val="1"/>
+      <w:numFmt w:val="lowerLetter"/>
+      <w:lvlText w:val="%8."/>
+      <w:lvlJc w:val="left"/>
+      <w:pPr>
+        <w:ind w:left="5760" w:hanging="360"/>
+      </w:pPr>
+    </w:lvl>
+    <w:lvl w:ilvl="8" w:tplc="100C001B" w:tentative="1">
+      <w:start w:val="1"/>
+      <w:numFmt w:val="lowerRoman"/>
+      <w:lvlText w:val="%9."/>
+      <w:lvlJc w:val="right"/>
+      <w:pPr>
+        <w:ind w:left="6480" w:hanging="180"/>
+      </w:pPr>
+    </w:lvl>
+  </w:abstractNum>
+  <w:abstractNum w:abstractNumId="2" w15:restartNumberingAfterBreak="0">
+    <w:nsid w:val="78104C52"/>
+    <w:multiLevelType w:val="hybridMultilevel"/>
+    <w:tmpl w:val="AAAAA8CA"/>
+    <w:lvl w:ilvl="0" w:tplc="FFFFFFFF">
+      <w:start w:val="1"/>
+      <w:numFmt w:val="upperLetter"/>
+      <w:lvlText w:val="%1."/>
+      <w:lvlJc w:val="left"/>
+      <w:pPr>
+        <w:ind w:left="720" w:hanging="360"/>
+      </w:pPr>
+    </w:lvl>
+    <w:lvl w:ilvl="1" w:tplc="FFFFFFFF" w:tentative="1">
+      <w:start w:val="1"/>
+      <w:numFmt w:val="lowerLetter"/>
+      <w:lvlText w:val="%2."/>
+      <w:lvlJc w:val="left"/>
+      <w:pPr>
+        <w:ind w:left="1440" w:hanging="360"/>
+      </w:pPr>
+    </w:lvl>
+    <w:lvl w:ilvl="2" w:tplc="FFFFFFFF" w:tentative="1">
+      <w:start w:val="1"/>
+      <w:numFmt w:val="lowerRoman"/>
+      <w:lvlText w:val="%3."/>
+      <w:lvlJc w:val="right"/>
+      <w:pPr>
+        <w:ind w:left="2160" w:hanging="180"/>
+      </w:pPr>
+    </w:lvl>
+    <w:lvl w:ilvl="3" w:tplc="FFFFFFFF" w:tentative="1">
+      <w:start w:val="1"/>
+      <w:numFmt w:val="decimal"/>
+      <w:lvlText w:val="%4."/>
+      <w:lvlJc w:val="left"/>
+      <w:pPr>
+        <w:ind w:left="2880" w:hanging="360"/>
+      </w:pPr>
+    </w:lvl>
+    <w:lvl w:ilvl="4" w:tplc="FFFFFFFF" w:tentative="1">
+      <w:start w:val="1"/>
+      <w:numFmt w:val="lowerLetter"/>
+      <w:lvlText w:val="%5."/>
+      <w:lvlJc w:val="left"/>
+      <w:pPr>
+        <w:ind w:left="3600" w:hanging="360"/>
+      </w:pPr>
+    </w:lvl>
+    <w:lvl w:ilvl="5" w:tplc="FFFFFFFF" w:tentative="1">
+      <w:start w:val="1"/>
+      <w:numFmt w:val="lowerRoman"/>
+      <w:lvlText w:val="%6."/>
+      <w:lvlJc w:val="right"/>
+      <w:pPr>
+        <w:ind w:left="4320" w:hanging="180"/>
+      </w:pPr>
+    </w:lvl>
+    <w:lvl w:ilvl="6" w:tplc="FFFFFFFF" w:tentative="1">
+      <w:start w:val="1"/>
+      <w:numFmt w:val="decimal"/>
+      <w:lvlText w:val="%7."/>
+      <w:lvlJc w:val="left"/>
+      <w:pPr>
+        <w:ind w:left="5040" w:hanging="360"/>
+      </w:pPr>
+    </w:lvl>
+    <w:lvl w:ilvl="7" w:tplc="FFFFFFFF" w:tentative="1">
+      <w:start w:val="1"/>
+      <w:numFmt w:val="lowerLetter"/>
+      <w:lvlText w:val="%8."/>
+      <w:lvlJc w:val="left"/>
+      <w:pPr>
+        <w:ind w:left="5760" w:hanging="360"/>
+      </w:pPr>
+    </w:lvl>
+    <w:lvl w:ilvl="8" w:tplc="FFFFFFFF" w:tentative="1">
+      <w:start w:val="1"/>
+      <w:numFmt w:val="lowerRoman"/>
+      <w:lvlText w:val="%9."/>
+      <w:lvlJc w:val="right"/>
+      <w:pPr>
+        <w:ind w:left="6480" w:hanging="180"/>
+      </w:pPr>
+    </w:lvl>
+  </w:abstractNum>
+  <w:num w:numId="1" w16cid:durableId="1123108722">
+    <w:abstractNumId w:val="0"/>
+  </w:num>
+  <w:num w:numId="2" w16cid:durableId="928739024">
+    <w:abstractNumId w:val="1"/>
+  </w:num>
+  <w:num w:numId="3" w16cid:durableId="470560592">
+    <w:abstractNumId w:val="2"/>
+  </w:num>
+</w:numbering>
 </file>
 
 <file path=word/styles.xml><?xml version="1.0" encoding="utf-8"?>
@@ -513,7 +1999,6 @@
     <w:next w:val="Normal"/>
     <w:link w:val="Titre3Car"/>
     <w:uiPriority w:val="9"/>
-    <w:semiHidden/>
     <w:unhideWhenUsed/>
     <w:qFormat/>
     <w:rsid w:val="003832FB"/>
@@ -720,7 +2205,6 @@
     <w:basedOn w:val="Policepardfaut"/>
     <w:link w:val="Titre3"/>
     <w:uiPriority w:val="9"/>
-    <w:semiHidden/>
     <w:rsid w:val="003832FB"/>
     <w:rPr>
       <w:rFonts w:eastAsiaTheme="majorEastAsia" w:cstheme="majorBidi"/>
@@ -977,6 +2461,25 @@
       <w:color w:val="0F4761" w:themeColor="accent1" w:themeShade="BF"/>
       <w:spacing w:val="5"/>
     </w:rPr>
+  </w:style>
+  <w:style w:type="table" w:styleId="Grilledutableau">
+    <w:name w:val="Table Grid"/>
+    <w:basedOn w:val="TableauNormal"/>
+    <w:uiPriority w:val="39"/>
+    <w:rsid w:val="00966056"/>
+    <w:pPr>
+      <w:spacing w:after="0" w:line="240" w:lineRule="auto"/>
+    </w:pPr>
+    <w:tblPr>
+      <w:tblBorders>
+        <w:top w:val="single" w:sz="4" w:space="0" w:color="auto"/>
+        <w:left w:val="single" w:sz="4" w:space="0" w:color="auto"/>
+        <w:bottom w:val="single" w:sz="4" w:space="0" w:color="auto"/>
+        <w:right w:val="single" w:sz="4" w:space="0" w:color="auto"/>
+        <w:insideH w:val="single" w:sz="4" w:space="0" w:color="auto"/>
+        <w:insideV w:val="single" w:sz="4" w:space="0" w:color="auto"/>
+      </w:tblBorders>
+    </w:tblPr>
   </w:style>
 </w:styles>
 </file>
@@ -1274,4 +2777,16 @@
     </a:ext>
   </a:extLst>
 </a:theme>
+</file>
+
+<file path=customXml/item1.xml><?xml version="1.0" encoding="utf-8"?>
+<b:Sources xmlns:b="http://schemas.openxmlformats.org/officeDocument/2006/bibliography" xmlns="http://schemas.openxmlformats.org/officeDocument/2006/bibliography" SelectedStyle="\APASixthEditionOfficeOnline.xsl" StyleName="APA" Version="6"/>
+</file>
+
+<file path=customXml/itemProps1.xml><?xml version="1.0" encoding="utf-8"?>
+<ds:datastoreItem xmlns:ds="http://schemas.openxmlformats.org/officeDocument/2006/customXml" ds:itemID="{99143A24-50BC-46E4-9641-8F333C7E35D0}">
+  <ds:schemaRefs>
+    <ds:schemaRef ds:uri="http://schemas.openxmlformats.org/officeDocument/2006/bibliography"/>
+  </ds:schemaRefs>
+</ds:datastoreItem>
 </file>
--- a/Rapport-P_Bibliothèque_JulienMares.docx
+++ b/Rapport-P_Bibliothèque_JulienMares.docx
@@ -815,6 +815,7 @@
       <w:r>
         <w:t>GET /books/</w:t>
       </w:r>
+      <w:proofErr w:type="gramStart"/>
       <w:r>
         <w:t> :</w:t>
       </w:r>
@@ -823,6 +824,7 @@
         <w:t>bookId</w:t>
       </w:r>
       <w:proofErr w:type="spellEnd"/>
+      <w:proofErr w:type="gramEnd"/>
     </w:p>
     <w:p>
       <w:r>
@@ -858,7 +860,14 @@
         <w:rPr>
           <w:lang w:val="en-US"/>
         </w:rPr>
-        <w:t xml:space="preserve"> /books</w:t>
+        <w:t xml:space="preserve"> /</w:t>
+      </w:r>
+      <w:proofErr w:type="gramStart"/>
+      <w:r>
+        <w:rPr>
+          <w:lang w:val="en-US"/>
+        </w:rPr>
+        <w:t>books</w:t>
       </w:r>
       <w:r>
         <w:rPr>
@@ -871,22 +880,22 @@
           <w:color w:val="4C94D8" w:themeColor="text2" w:themeTint="80"/>
           <w:lang w:val="en-US"/>
         </w:rPr>
-        <w:t>?author=$Camus ?g</w:t>
-      </w:r>
+        <w:t>?author</w:t>
+      </w:r>
+      <w:proofErr w:type="gramEnd"/>
       <w:r>
         <w:rPr>
           <w:color w:val="4C94D8" w:themeColor="text2" w:themeTint="80"/>
           <w:lang w:val="en-US"/>
         </w:rPr>
-        <w:t>enre=$</w:t>
-      </w:r>
-      <w:proofErr w:type="spellStart"/>
+        <w:t>=$Camus ?g</w:t>
+      </w:r>
       <w:r>
         <w:rPr>
           <w:color w:val="4C94D8" w:themeColor="text2" w:themeTint="80"/>
           <w:lang w:val="en-US"/>
         </w:rPr>
-        <w:t>dramatique</w:t>
+        <w:t>enre=$dramatique</w:t>
       </w:r>
       <w:r>
         <w:rPr>
@@ -900,15 +909,7 @@
           <w:color w:val="4C94D8" w:themeColor="text2" w:themeTint="80"/>
           <w:lang w:val="en-US"/>
         </w:rPr>
-        <w:t>popularity</w:t>
-      </w:r>
-      <w:proofErr w:type="spellEnd"/>
-      <w:r>
-        <w:rPr>
-          <w:color w:val="4C94D8" w:themeColor="text2" w:themeTint="80"/>
-          <w:lang w:val="en-US"/>
-        </w:rPr>
-        <w:t>&gt;$50</w:t>
+        <w:t>popularity&gt;$50</w:t>
       </w:r>
       <w:r>
         <w:rPr>
@@ -923,6 +924,7 @@
         <w:ind w:left="360"/>
       </w:pPr>
       <w:proofErr w:type="spellStart"/>
+      <w:proofErr w:type="gramStart"/>
       <w:r>
         <w:t>Req.query.autho</w:t>
       </w:r>
@@ -930,6 +932,7 @@
         <w:t>r</w:t>
       </w:r>
       <w:proofErr w:type="spellEnd"/>
+      <w:proofErr w:type="gramEnd"/>
       <w:r>
         <w:t xml:space="preserve"> = Camus</w:t>
       </w:r>
@@ -978,7 +981,23 @@
           <w:color w:val="FF0000"/>
           <w:lang w:val="en-US"/>
         </w:rPr>
-        <w:t>(Author, { through: "</w:t>
+        <w:t xml:space="preserve">(Author, </w:t>
+      </w:r>
+      <w:proofErr w:type="gramStart"/>
+      <w:r>
+        <w:rPr>
+          <w:color w:val="FF0000"/>
+          <w:lang w:val="en-US"/>
+        </w:rPr>
+        <w:t>{ through</w:t>
+      </w:r>
+      <w:proofErr w:type="gramEnd"/>
+      <w:r>
+        <w:rPr>
+          <w:color w:val="FF0000"/>
+          <w:lang w:val="en-US"/>
+        </w:rPr>
+        <w:t>: "</w:t>
       </w:r>
       <w:proofErr w:type="spellStart"/>
       <w:r>
@@ -1019,7 +1038,23 @@
           <w:color w:val="FF0000"/>
           <w:lang w:val="en-US"/>
         </w:rPr>
-        <w:t>(Genre, { through: "</w:t>
+        <w:t xml:space="preserve">(Genre, </w:t>
+      </w:r>
+      <w:proofErr w:type="gramStart"/>
+      <w:r>
+        <w:rPr>
+          <w:color w:val="FF0000"/>
+          <w:lang w:val="en-US"/>
+        </w:rPr>
+        <w:t>{ through</w:t>
+      </w:r>
+      <w:proofErr w:type="gramEnd"/>
+      <w:r>
+        <w:rPr>
+          <w:color w:val="FF0000"/>
+          <w:lang w:val="en-US"/>
+        </w:rPr>
+        <w:t>: "</w:t>
       </w:r>
       <w:proofErr w:type="spellStart"/>
       <w:r>
@@ -1103,13 +1138,7 @@
         <w:t xml:space="preserve"> les 5 livres les p</w:t>
       </w:r>
       <w:r>
-        <w:t xml:space="preserve">lus </w:t>
-      </w:r>
-      <w:r>
-        <w:t>populaires</w:t>
-      </w:r>
-      <w:r>
-        <w:t xml:space="preserve"> (</w:t>
+        <w:t>lus populaires (</w:t>
       </w:r>
       <w:proofErr w:type="spellStart"/>
       <w:r>
@@ -1129,7 +1158,23 @@
         </w:numPr>
       </w:pPr>
       <w:r>
-        <w:t>DEL /books/ :id</w:t>
+        <w:t>DEL /books</w:t>
+      </w:r>
+      <w:r>
+        <w:t>/</w:t>
+      </w:r>
+      <w:proofErr w:type="spellStart"/>
+      <w:r>
+        <w:t>delete</w:t>
+      </w:r>
+      <w:proofErr w:type="spellEnd"/>
+      <w:proofErr w:type="gramStart"/>
+      <w:r>
+        <w:t>/:</w:t>
+      </w:r>
+      <w:proofErr w:type="gramEnd"/>
+      <w:r>
+        <w:t>id</w:t>
       </w:r>
     </w:p>
     <w:p>
@@ -1149,22 +1194,29 @@
         </w:numPr>
       </w:pPr>
       <w:r>
-        <w:t>ADD</w:t>
-      </w:r>
-      <w:r>
-        <w:tab/>
-      </w:r>
-      <w:r>
-        <w:t>( A VOIR , on ira</w:t>
-      </w:r>
-      <w:r>
-        <w:t xml:space="preserve"> chercher les données avec google books API, j’en sais pas beaucoup plus pour l’instant)</w:t>
-      </w:r>
-    </w:p>
-    <w:p>
-      <w:pPr>
-        <w:ind w:left="360"/>
-      </w:pPr>
+        <w:t>POST /books/</w:t>
+      </w:r>
+      <w:proofErr w:type="spellStart"/>
+      <w:r>
+        <w:t>create</w:t>
+      </w:r>
+      <w:proofErr w:type="spellEnd"/>
+    </w:p>
+    <w:p>
+      <w:r>
+        <w:t xml:space="preserve">Crée un livre en fonction </w:t>
+      </w:r>
+      <w:proofErr w:type="gramStart"/>
+      <w:r>
+        <w:t>d’un recherche</w:t>
+      </w:r>
+      <w:proofErr w:type="gramEnd"/>
+      <w:r>
+        <w:t xml:space="preserve"> via l’API google books</w:t>
+      </w:r>
+      <w:r>
+        <w:t xml:space="preserve"> (doit aussi créer / lier auteur et genres)</w:t>
+      </w:r>
     </w:p>
     <w:p>
       <w:pPr>
@@ -1174,41 +1226,251 @@
         <w:t>Routes User</w:t>
       </w:r>
     </w:p>
+    <w:p>
+      <w:pPr>
+        <w:pStyle w:val="Paragraphedeliste"/>
+        <w:numPr>
+          <w:ilvl w:val="0"/>
+          <w:numId w:val="5"/>
+        </w:numPr>
+      </w:pPr>
+      <w:r>
+        <w:t>GET /</w:t>
+      </w:r>
+      <w:proofErr w:type="spellStart"/>
+      <w:r>
+        <w:t>users</w:t>
+      </w:r>
+      <w:proofErr w:type="spellEnd"/>
+      <w:r>
+        <w:t>/ :id</w:t>
+      </w:r>
+    </w:p>
+    <w:p>
+      <w:pPr>
+        <w:pStyle w:val="Paragraphedeliste"/>
+        <w:numPr>
+          <w:ilvl w:val="0"/>
+          <w:numId w:val="5"/>
+        </w:numPr>
+      </w:pPr>
+      <w:r>
+        <w:t>GET /</w:t>
+      </w:r>
+      <w:proofErr w:type="spellStart"/>
+      <w:r>
+        <w:t>users</w:t>
+      </w:r>
+      <w:proofErr w:type="spellEnd"/>
+      <w:r>
+        <w:t>/</w:t>
+      </w:r>
+    </w:p>
+    <w:p>
+      <w:pPr>
+        <w:pStyle w:val="Paragraphedeliste"/>
+        <w:numPr>
+          <w:ilvl w:val="0"/>
+          <w:numId w:val="5"/>
+        </w:numPr>
+      </w:pPr>
+      <w:r>
+        <w:t xml:space="preserve">POST </w:t>
+      </w:r>
+      <w:r>
+        <w:t>/</w:t>
+      </w:r>
+      <w:proofErr w:type="spellStart"/>
+      <w:r>
+        <w:t>users</w:t>
+      </w:r>
+      <w:proofErr w:type="spellEnd"/>
+      <w:r>
+        <w:t>/</w:t>
+      </w:r>
+      <w:proofErr w:type="spellStart"/>
+      <w:r>
+        <w:t>register</w:t>
+      </w:r>
+      <w:proofErr w:type="spellEnd"/>
+    </w:p>
+    <w:p>
+      <w:pPr>
+        <w:pStyle w:val="Paragraphedeliste"/>
+        <w:numPr>
+          <w:ilvl w:val="0"/>
+          <w:numId w:val="5"/>
+        </w:numPr>
+      </w:pPr>
+      <w:r>
+        <w:t>POST</w:t>
+      </w:r>
+      <w:r>
+        <w:t xml:space="preserve"> /</w:t>
+      </w:r>
+      <w:proofErr w:type="spellStart"/>
+      <w:r>
+        <w:t>users</w:t>
+      </w:r>
+      <w:proofErr w:type="spellEnd"/>
+      <w:r>
+        <w:t>/login</w:t>
+      </w:r>
+    </w:p>
+    <w:p>
+      <w:pPr>
+        <w:pStyle w:val="Paragraphedeliste"/>
+        <w:numPr>
+          <w:ilvl w:val="0"/>
+          <w:numId w:val="5"/>
+        </w:numPr>
+      </w:pPr>
+      <w:r>
+        <w:t>DELETE /</w:t>
+      </w:r>
+      <w:proofErr w:type="spellStart"/>
+      <w:r>
+        <w:t>users</w:t>
+      </w:r>
+      <w:proofErr w:type="spellEnd"/>
+      <w:r>
+        <w:t>/</w:t>
+      </w:r>
+      <w:proofErr w:type="spellStart"/>
+      <w:r>
+        <w:t>delete</w:t>
+      </w:r>
+      <w:proofErr w:type="spellEnd"/>
+      <w:r>
+        <w:t>/ :id</w:t>
+      </w:r>
+    </w:p>
+    <w:p>
+      <w:r>
+        <w:lastRenderedPageBreak/>
+        <w:t xml:space="preserve">Dans le cahier des charges l’administrateur peut bloquer un utilisateur, je n’avais pas vu ça à ma première lecture et </w:t>
+      </w:r>
+      <w:r>
+        <w:t>ça ne me semble pas</w:t>
+      </w:r>
+      <w:r>
+        <w:t xml:space="preserve"> très utile mais point à clarifier</w:t>
+      </w:r>
+    </w:p>
+    <w:p>
+      <w:pPr>
+        <w:pStyle w:val="Titre3"/>
+      </w:pPr>
+      <w:r>
+        <w:t>Routes</w:t>
+      </w:r>
+      <w:r>
+        <w:t xml:space="preserve"> </w:t>
+      </w:r>
+      <w:proofErr w:type="spellStart"/>
+      <w:r>
+        <w:t>statusBooks</w:t>
+      </w:r>
+      <w:proofErr w:type="spellEnd"/>
+    </w:p>
+    <w:p>
+      <w:pPr>
+        <w:pStyle w:val="Paragraphedeliste"/>
+        <w:numPr>
+          <w:ilvl w:val="0"/>
+          <w:numId w:val="6"/>
+        </w:numPr>
+      </w:pPr>
+      <w:r>
+        <w:t>POST /</w:t>
+      </w:r>
+      <w:proofErr w:type="spellStart"/>
+      <w:r>
+        <w:t>statusBooks</w:t>
+      </w:r>
+      <w:proofErr w:type="spellEnd"/>
+      <w:r>
+        <w:t>/</w:t>
+      </w:r>
+      <w:proofErr w:type="spellStart"/>
+      <w:r>
+        <w:t>create</w:t>
+      </w:r>
+      <w:proofErr w:type="spellEnd"/>
+    </w:p>
+    <w:p>
+      <w:r>
+        <w:t>Permet de créer un « </w:t>
+      </w:r>
+      <w:proofErr w:type="spellStart"/>
+      <w:r>
+        <w:t>statusBook</w:t>
+      </w:r>
+      <w:proofErr w:type="spellEnd"/>
+      <w:r>
+        <w:t> » lorsqu’un livre est emprunté</w:t>
+      </w:r>
+    </w:p>
+    <w:p>
+      <w:pPr>
+        <w:pStyle w:val="Paragraphedeliste"/>
+        <w:numPr>
+          <w:ilvl w:val="0"/>
+          <w:numId w:val="6"/>
+        </w:numPr>
+      </w:pPr>
+      <w:r>
+        <w:t>PUT</w:t>
+      </w:r>
+      <w:r>
+        <w:t xml:space="preserve"> /</w:t>
+      </w:r>
+      <w:proofErr w:type="spellStart"/>
+      <w:r>
+        <w:t>statusBooks</w:t>
+      </w:r>
+      <w:proofErr w:type="spellEnd"/>
+      <w:r>
+        <w:t>/</w:t>
+      </w:r>
+      <w:proofErr w:type="spellStart"/>
+      <w:r>
+        <w:t>modifiy</w:t>
+      </w:r>
+      <w:proofErr w:type="spellEnd"/>
+    </w:p>
+    <w:p>
+      <w:r>
+        <w:t xml:space="preserve">Modifier un </w:t>
+      </w:r>
+      <w:proofErr w:type="spellStart"/>
+      <w:r>
+        <w:t>statusBook</w:t>
+      </w:r>
+      <w:proofErr w:type="spellEnd"/>
+      <w:r>
+        <w:t>, par exemple lorsqu’un utilisateur veut ajouter/modifier un commentaire.</w:t>
+      </w:r>
+    </w:p>
+    <w:p>
+      <w:pPr>
+        <w:pStyle w:val="Titre3"/>
+      </w:pPr>
+      <w:r>
+        <w:t>Routes</w:t>
+      </w:r>
+    </w:p>
     <w:p/>
-    <w:p/>
-    <w:p/>
-    <w:p/>
-    <w:p/>
-    <w:p/>
-    <w:p/>
-    <w:p/>
-    <w:p/>
-    <w:p/>
-    <w:p/>
-    <w:p/>
-    <w:p/>
-    <w:p/>
-    <w:p/>
-    <w:p/>
-    <w:p/>
-    <w:p>
-      <w:pPr>
-        <w:ind w:left="360"/>
+    <w:p>
+      <w:r>
         <w:rPr>
-          <w:color w:val="000000" w:themeColor="text1"/>
+          <w:noProof/>
         </w:rPr>
-      </w:pPr>
-      <w:r>
-        <w:rPr>
-          <w:color w:val="000000" w:themeColor="text1"/>
-          <w:lang w:val="en-US"/>
-        </w:rPr>
-        <w:lastRenderedPageBreak/>
         <w:drawing>
-          <wp:inline distT="0" distB="0" distL="0" distR="0" wp14:anchorId="0223C3FA" wp14:editId="70D35175">
-            <wp:extent cx="5760720" cy="6964680"/>
-            <wp:effectExtent l="0" t="0" r="0" b="7620"/>
-            <wp:docPr id="137784633" name="Image 1"/>
+          <wp:inline distT="0" distB="0" distL="0" distR="0" wp14:anchorId="74941B88" wp14:editId="70F12EE2">
+            <wp:extent cx="1629002" cy="152421"/>
+            <wp:effectExtent l="0" t="0" r="9525" b="0"/>
+            <wp:docPr id="830233789" name="Image 1"/>
             <wp:cNvGraphicFramePr>
               <a:graphicFrameLocks xmlns:a="http://schemas.openxmlformats.org/drawingml/2006/main" noChangeAspect="1"/>
             </wp:cNvGraphicFramePr>
@@ -1216,7 +1478,7 @@
               <a:graphicData uri="http://schemas.openxmlformats.org/drawingml/2006/picture">
                 <pic:pic xmlns:pic="http://schemas.openxmlformats.org/drawingml/2006/picture">
                   <pic:nvPicPr>
-                    <pic:cNvPr id="137784633" name=""/>
+                    <pic:cNvPr id="830233789" name=""/>
                     <pic:cNvPicPr/>
                   </pic:nvPicPr>
                   <pic:blipFill>
@@ -1228,7 +1490,7 @@
                   <pic:spPr>
                     <a:xfrm>
                       <a:off x="0" y="0"/>
-                      <a:ext cx="5760720" cy="6964680"/>
+                      <a:ext cx="1629002" cy="152421"/>
                     </a:xfrm>
                     <a:prstGeom prst="rect">
                       <a:avLst/>
@@ -1241,31 +1503,239 @@
         </w:drawing>
       </w:r>
       <w:r>
+        <w:br/>
+      </w:r>
+      <w:r>
+        <w:rPr>
+          <w:noProof/>
+        </w:rPr>
+        <w:drawing>
+          <wp:inline distT="0" distB="0" distL="0" distR="0" wp14:anchorId="3C1AFD75" wp14:editId="0FD23857">
+            <wp:extent cx="5760720" cy="135255"/>
+            <wp:effectExtent l="0" t="0" r="0" b="0"/>
+            <wp:docPr id="621419427" name="Image 1"/>
+            <wp:cNvGraphicFramePr>
+              <a:graphicFrameLocks xmlns:a="http://schemas.openxmlformats.org/drawingml/2006/main" noChangeAspect="1"/>
+            </wp:cNvGraphicFramePr>
+            <a:graphic xmlns:a="http://schemas.openxmlformats.org/drawingml/2006/main">
+              <a:graphicData uri="http://schemas.openxmlformats.org/drawingml/2006/picture">
+                <pic:pic xmlns:pic="http://schemas.openxmlformats.org/drawingml/2006/picture">
+                  <pic:nvPicPr>
+                    <pic:cNvPr id="621419427" name=""/>
+                    <pic:cNvPicPr/>
+                  </pic:nvPicPr>
+                  <pic:blipFill>
+                    <a:blip r:embed="rId7"/>
+                    <a:stretch>
+                      <a:fillRect/>
+                    </a:stretch>
+                  </pic:blipFill>
+                  <pic:spPr>
+                    <a:xfrm>
+                      <a:off x="0" y="0"/>
+                      <a:ext cx="5760720" cy="135255"/>
+                    </a:xfrm>
+                    <a:prstGeom prst="rect">
+                      <a:avLst/>
+                    </a:prstGeom>
+                  </pic:spPr>
+                </pic:pic>
+              </a:graphicData>
+            </a:graphic>
+          </wp:inline>
+        </w:drawing>
+      </w:r>
+    </w:p>
+    <w:p>
+      <w:proofErr w:type="spellStart"/>
+      <w:r>
+        <w:t>Npx</w:t>
+      </w:r>
+      <w:proofErr w:type="spellEnd"/>
+      <w:r>
+        <w:t xml:space="preserve"> </w:t>
+      </w:r>
+      <w:proofErr w:type="spellStart"/>
+      <w:r>
+        <w:t>sequelize</w:t>
+      </w:r>
+      <w:proofErr w:type="spellEnd"/>
+      <w:r>
+        <w:t xml:space="preserve">-auto -h localhost -d </w:t>
+      </w:r>
+      <w:proofErr w:type="spellStart"/>
+      <w:r>
+        <w:t>NovelingDB</w:t>
+      </w:r>
+      <w:proofErr w:type="spellEnd"/>
+      <w:r>
+        <w:t xml:space="preserve"> -u root -p 6033 -x root –</w:t>
+      </w:r>
+      <w:proofErr w:type="spellStart"/>
+      <w:r>
+        <w:t>dialect</w:t>
+      </w:r>
+      <w:proofErr w:type="spellEnd"/>
+      <w:r>
+        <w:t xml:space="preserve"> </w:t>
+      </w:r>
+      <w:proofErr w:type="spellStart"/>
+      <w:r>
+        <w:t>mysql</w:t>
+      </w:r>
+      <w:proofErr w:type="spellEnd"/>
+      <w:r>
+        <w:t xml:space="preserve"> -o </w:t>
+      </w:r>
+      <w:proofErr w:type="gramStart"/>
+      <w:r>
+        <w:t>« .</w:t>
+      </w:r>
+      <w:proofErr w:type="gramEnd"/>
+      <w:r>
+        <w:t>/s</w:t>
+      </w:r>
+      <w:r>
+        <w:t>rc/</w:t>
+      </w:r>
+      <w:proofErr w:type="spellStart"/>
+      <w:r>
+        <w:t>models</w:t>
+      </w:r>
+      <w:proofErr w:type="spellEnd"/>
+      <w:r>
+        <w:t xml:space="preserve"> » -l </w:t>
+      </w:r>
+      <w:proofErr w:type="spellStart"/>
+      <w:r>
+        <w:t>esm</w:t>
+      </w:r>
+      <w:proofErr w:type="spellEnd"/>
+      <w:r>
+        <w:br/>
+      </w:r>
+      <w:r>
+        <w:t xml:space="preserve">Pour générer les modèles de la </w:t>
+      </w:r>
+      <w:proofErr w:type="spellStart"/>
+      <w:r>
+        <w:t>db</w:t>
+      </w:r>
+      <w:proofErr w:type="spellEnd"/>
+      <w:r>
+        <w:t xml:space="preserve"> dans l’api automatiquement en se branchant sur l’API</w:t>
+      </w:r>
+    </w:p>
+    <w:p/>
+    <w:p>
+      <w:pPr>
+        <w:pStyle w:val="Titre1"/>
+      </w:pPr>
+      <w:r>
+        <w:lastRenderedPageBreak/>
+        <w:t>Maquettes</w:t>
+      </w:r>
+    </w:p>
+    <w:p>
+      <w:r>
+        <w:rPr>
+          <w:noProof/>
+        </w:rPr>
+        <w:drawing>
+          <wp:inline distT="0" distB="0" distL="0" distR="0" wp14:anchorId="6AD215D6" wp14:editId="1BA3C70E">
+            <wp:extent cx="5756910" cy="4147820"/>
+            <wp:effectExtent l="0" t="0" r="0" b="5080"/>
+            <wp:docPr id="1385923146" name="Image 1"/>
+            <wp:cNvGraphicFramePr>
+              <a:graphicFrameLocks xmlns:a="http://schemas.openxmlformats.org/drawingml/2006/main" noChangeAspect="1"/>
+            </wp:cNvGraphicFramePr>
+            <a:graphic xmlns:a="http://schemas.openxmlformats.org/drawingml/2006/main">
+              <a:graphicData uri="http://schemas.openxmlformats.org/drawingml/2006/picture">
+                <pic:pic xmlns:pic="http://schemas.openxmlformats.org/drawingml/2006/picture">
+                  <pic:nvPicPr>
+                    <pic:cNvPr id="0" name="Picture 1"/>
+                    <pic:cNvPicPr>
+                      <a:picLocks noChangeAspect="1" noChangeArrowheads="1"/>
+                    </pic:cNvPicPr>
+                  </pic:nvPicPr>
+                  <pic:blipFill>
+                    <a:blip r:embed="rId8" cstate="print">
+                      <a:extLst>
+                        <a:ext uri="{28A0092B-C50C-407E-A947-70E740481C1C}">
+                          <a14:useLocalDpi xmlns:a14="http://schemas.microsoft.com/office/drawing/2010/main" val="0"/>
+                        </a:ext>
+                      </a:extLst>
+                    </a:blip>
+                    <a:srcRect/>
+                    <a:stretch>
+                      <a:fillRect/>
+                    </a:stretch>
+                  </pic:blipFill>
+                  <pic:spPr bwMode="auto">
+                    <a:xfrm>
+                      <a:off x="0" y="0"/>
+                      <a:ext cx="5756910" cy="4147820"/>
+                    </a:xfrm>
+                    <a:prstGeom prst="rect">
+                      <a:avLst/>
+                    </a:prstGeom>
+                    <a:noFill/>
+                    <a:ln>
+                      <a:noFill/>
+                    </a:ln>
+                  </pic:spPr>
+                </pic:pic>
+              </a:graphicData>
+            </a:graphic>
+          </wp:inline>
+        </w:drawing>
+      </w:r>
+    </w:p>
+    <w:p/>
+    <w:p>
+      <w:pPr>
+        <w:pStyle w:val="Titre1"/>
+      </w:pPr>
+      <w:r>
+        <w:t>Conclusion</w:t>
+      </w:r>
+    </w:p>
+    <w:p>
+      <w:r>
+        <w:t xml:space="preserve">A noter pour plus tard : dans la </w:t>
+      </w:r>
+      <w:proofErr w:type="spellStart"/>
+      <w:r>
+        <w:t>planif</w:t>
+      </w:r>
+      <w:proofErr w:type="spellEnd"/>
+      <w:r>
+        <w:t xml:space="preserve"> initial je n’avais pas séparer backend du frontend, je n’avais par exemple pas de tâches concernant la création de l’API (les tâches « faire pages web **** par exemple sous entendait frontend et backend mais après coup je me rends compte que j’aurais mieux fais de séparer le backend et </w:t>
+      </w:r>
+      <w:proofErr w:type="gramStart"/>
+      <w:r>
+        <w:t>le  frontend</w:t>
+      </w:r>
+      <w:proofErr w:type="gramEnd"/>
+      <w:r>
+        <w:t xml:space="preserve"> car en pratique je vais d’abord faire le backend (une grand partie en tout cas), et passer au frontend ensuite)</w:t>
+      </w:r>
+    </w:p>
+    <w:p/>
+    <w:p/>
+    <w:p/>
+    <w:p/>
+    <w:p/>
+    <w:p/>
+    <w:p/>
+    <w:p/>
+    <w:p/>
+    <w:p>
+      <w:pPr>
         <w:rPr>
           <w:color w:val="000000" w:themeColor="text1"/>
         </w:rPr>
-        <w:br/>
-      </w:r>
-      <w:r>
-        <w:rPr>
-          <w:color w:val="C00000"/>
-        </w:rPr>
-        <w:t xml:space="preserve">Exemple de code donnée par </w:t>
-      </w:r>
-      <w:proofErr w:type="spellStart"/>
-      <w:r>
-        <w:rPr>
-          <w:color w:val="C00000"/>
-        </w:rPr>
-        <w:t>chatgpt</w:t>
-      </w:r>
-      <w:proofErr w:type="spellEnd"/>
-      <w:r>
-        <w:rPr>
-          <w:color w:val="C00000"/>
-        </w:rPr>
-        <w:t xml:space="preserve"> qui facilite ma compréhension A SUPP</w:t>
-      </w:r>
+      </w:pPr>
     </w:p>
     <w:sectPr>
       <w:pgSz w:w="11906" w:h="16838"/>
@@ -1280,6 +1750,95 @@
 <file path=word/numbering.xml><?xml version="1.0" encoding="utf-8"?>
 <w:numbering xmlns:wpc="http://schemas.microsoft.com/office/word/2010/wordprocessingCanvas" xmlns:cx="http://schemas.microsoft.com/office/drawing/2014/chartex" xmlns:cx1="http://schemas.microsoft.com/office/drawing/2015/9/8/chartex" xmlns:cx2="http://schemas.microsoft.com/office/drawing/2015/10/21/chartex" xmlns:cx3="http://schemas.microsoft.com/office/drawing/2016/5/9/chartex" xmlns:cx4="http://schemas.microsoft.com/office/drawing/2016/5/10/chartex" xmlns:cx5="http://schemas.microsoft.com/office/drawing/2016/5/11/chartex" xmlns:cx6="http://schemas.microsoft.com/office/drawing/2016/5/12/chartex" xmlns:cx7="http://schemas.microsoft.com/office/drawing/2016/5/13/chartex" xmlns:cx8="http://schemas.microsoft.com/office/drawing/2016/5/14/chartex" xmlns:mc="http://schemas.openxmlformats.org/markup-compatibility/2006" xmlns:aink="http://schemas.microsoft.com/office/drawing/2016/ink" xmlns:am3d="http://schemas.microsoft.com/office/drawing/2017/model3d" xmlns:o="urn:schemas-microsoft-com:office:office" xmlns:oel="http://schemas.microsoft.com/office/2019/extlst" xmlns:r="http://schemas.openxmlformats.org/officeDocument/2006/relationships" xmlns:m="http://schemas.openxmlformats.org/officeDocument/2006/math" xmlns:v="urn:schemas-microsoft-com:vml" xmlns:wp14="http://schemas.microsoft.com/office/word/2010/wordprocessingDrawing" xmlns:wp="http://schemas.openxmlformats.org/drawingml/2006/wordprocessingDrawing" xmlns:w10="urn:schemas-microsoft-com:office:word" xmlns:w="http://schemas.openxmlformats.org/wordprocessingml/2006/main" xmlns:w14="http://schemas.microsoft.com/office/word/2010/wordml" xmlns:w15="http://schemas.microsoft.com/office/word/2012/wordml" xmlns:w16cex="http://schemas.microsoft.com/office/word/2018/wordml/cex" xmlns:w16cid="http://schemas.microsoft.com/office/word/2016/wordml/cid" xmlns:w16="http://schemas.microsoft.com/office/word/2018/wordml" xmlns:w16sdtdh="http://schemas.microsoft.com/office/word/2020/wordml/sdtdatahash" xmlns:w16se="http://schemas.microsoft.com/office/word/2015/wordml/symex" xmlns:wpg="http://schemas.microsoft.com/office/word/2010/wordprocessingGroup" xmlns:wpi="http://schemas.microsoft.com/office/word/2010/wordprocessingInk" xmlns:wne="http://schemas.microsoft.com/office/word/2006/wordml" xmlns:wps="http://schemas.microsoft.com/office/word/2010/wordprocessingShape" mc:Ignorable="w14 w15 w16se w16cid w16 w16cex w16sdtdh wp14">
   <w:abstractNum w:abstractNumId="0" w15:restartNumberingAfterBreak="0">
+    <w:nsid w:val="00544D5D"/>
+    <w:multiLevelType w:val="hybridMultilevel"/>
+    <w:tmpl w:val="EEAAA4CA"/>
+    <w:lvl w:ilvl="0" w:tplc="100C0015">
+      <w:start w:val="1"/>
+      <w:numFmt w:val="upperLetter"/>
+      <w:lvlText w:val="%1."/>
+      <w:lvlJc w:val="left"/>
+      <w:pPr>
+        <w:ind w:left="720" w:hanging="360"/>
+      </w:pPr>
+      <w:rPr>
+        <w:rFonts w:hint="default"/>
+      </w:rPr>
+    </w:lvl>
+    <w:lvl w:ilvl="1" w:tplc="100C0019" w:tentative="1">
+      <w:start w:val="1"/>
+      <w:numFmt w:val="lowerLetter"/>
+      <w:lvlText w:val="%2."/>
+      <w:lvlJc w:val="left"/>
+      <w:pPr>
+        <w:ind w:left="1440" w:hanging="360"/>
+      </w:pPr>
+    </w:lvl>
+    <w:lvl w:ilvl="2" w:tplc="100C001B" w:tentative="1">
+      <w:start w:val="1"/>
+      <w:numFmt w:val="lowerRoman"/>
+      <w:lvlText w:val="%3."/>
+      <w:lvlJc w:val="right"/>
+      <w:pPr>
+        <w:ind w:left="2160" w:hanging="180"/>
+      </w:pPr>
+    </w:lvl>
+    <w:lvl w:ilvl="3" w:tplc="100C000F" w:tentative="1">
+      <w:start w:val="1"/>
+      <w:numFmt w:val="decimal"/>
+      <w:lvlText w:val="%4."/>
+      <w:lvlJc w:val="left"/>
+      <w:pPr>
+        <w:ind w:left="2880" w:hanging="360"/>
+      </w:pPr>
+    </w:lvl>
+    <w:lvl w:ilvl="4" w:tplc="100C0019" w:tentative="1">
+      <w:start w:val="1"/>
+      <w:numFmt w:val="lowerLetter"/>
+      <w:lvlText w:val="%5."/>
+      <w:lvlJc w:val="left"/>
+      <w:pPr>
+        <w:ind w:left="3600" w:hanging="360"/>
+      </w:pPr>
+    </w:lvl>
+    <w:lvl w:ilvl="5" w:tplc="100C001B" w:tentative="1">
+      <w:start w:val="1"/>
+      <w:numFmt w:val="lowerRoman"/>
+      <w:lvlText w:val="%6."/>
+      <w:lvlJc w:val="right"/>
+      <w:pPr>
+        <w:ind w:left="4320" w:hanging="180"/>
+      </w:pPr>
+    </w:lvl>
+    <w:lvl w:ilvl="6" w:tplc="100C000F" w:tentative="1">
+      <w:start w:val="1"/>
+      <w:numFmt w:val="decimal"/>
+      <w:lvlText w:val="%7."/>
+      <w:lvlJc w:val="left"/>
+      <w:pPr>
+        <w:ind w:left="5040" w:hanging="360"/>
+      </w:pPr>
+    </w:lvl>
+    <w:lvl w:ilvl="7" w:tplc="100C0019" w:tentative="1">
+      <w:start w:val="1"/>
+      <w:numFmt w:val="lowerLetter"/>
+      <w:lvlText w:val="%8."/>
+      <w:lvlJc w:val="left"/>
+      <w:pPr>
+        <w:ind w:left="5760" w:hanging="360"/>
+      </w:pPr>
+    </w:lvl>
+    <w:lvl w:ilvl="8" w:tplc="100C001B" w:tentative="1">
+      <w:start w:val="1"/>
+      <w:numFmt w:val="lowerRoman"/>
+      <w:lvlText w:val="%9."/>
+      <w:lvlJc w:val="right"/>
+      <w:pPr>
+        <w:ind w:left="6480" w:hanging="180"/>
+      </w:pPr>
+    </w:lvl>
+  </w:abstractNum>
+  <w:abstractNum w:abstractNumId="1" w15:restartNumberingAfterBreak="0">
     <w:nsid w:val="24EB14E7"/>
     <w:multiLevelType w:val="hybridMultilevel"/>
     <w:tmpl w:val="3430899C"/>
@@ -1365,7 +1924,185 @@
       </w:pPr>
     </w:lvl>
   </w:abstractNum>
-  <w:abstractNum w:abstractNumId="1" w15:restartNumberingAfterBreak="0">
+  <w:abstractNum w:abstractNumId="2" w15:restartNumberingAfterBreak="0">
+    <w:nsid w:val="48052D49"/>
+    <w:multiLevelType w:val="hybridMultilevel"/>
+    <w:tmpl w:val="E8D82728"/>
+    <w:lvl w:ilvl="0" w:tplc="100C0015">
+      <w:start w:val="1"/>
+      <w:numFmt w:val="upperLetter"/>
+      <w:lvlText w:val="%1."/>
+      <w:lvlJc w:val="left"/>
+      <w:pPr>
+        <w:ind w:left="720" w:hanging="360"/>
+      </w:pPr>
+      <w:rPr>
+        <w:rFonts w:hint="default"/>
+      </w:rPr>
+    </w:lvl>
+    <w:lvl w:ilvl="1" w:tplc="100C0019" w:tentative="1">
+      <w:start w:val="1"/>
+      <w:numFmt w:val="lowerLetter"/>
+      <w:lvlText w:val="%2."/>
+      <w:lvlJc w:val="left"/>
+      <w:pPr>
+        <w:ind w:left="1440" w:hanging="360"/>
+      </w:pPr>
+    </w:lvl>
+    <w:lvl w:ilvl="2" w:tplc="100C001B" w:tentative="1">
+      <w:start w:val="1"/>
+      <w:numFmt w:val="lowerRoman"/>
+      <w:lvlText w:val="%3."/>
+      <w:lvlJc w:val="right"/>
+      <w:pPr>
+        <w:ind w:left="2160" w:hanging="180"/>
+      </w:pPr>
+    </w:lvl>
+    <w:lvl w:ilvl="3" w:tplc="100C000F" w:tentative="1">
+      <w:start w:val="1"/>
+      <w:numFmt w:val="decimal"/>
+      <w:lvlText w:val="%4."/>
+      <w:lvlJc w:val="left"/>
+      <w:pPr>
+        <w:ind w:left="2880" w:hanging="360"/>
+      </w:pPr>
+    </w:lvl>
+    <w:lvl w:ilvl="4" w:tplc="100C0019" w:tentative="1">
+      <w:start w:val="1"/>
+      <w:numFmt w:val="lowerLetter"/>
+      <w:lvlText w:val="%5."/>
+      <w:lvlJc w:val="left"/>
+      <w:pPr>
+        <w:ind w:left="3600" w:hanging="360"/>
+      </w:pPr>
+    </w:lvl>
+    <w:lvl w:ilvl="5" w:tplc="100C001B" w:tentative="1">
+      <w:start w:val="1"/>
+      <w:numFmt w:val="lowerRoman"/>
+      <w:lvlText w:val="%6."/>
+      <w:lvlJc w:val="right"/>
+      <w:pPr>
+        <w:ind w:left="4320" w:hanging="180"/>
+      </w:pPr>
+    </w:lvl>
+    <w:lvl w:ilvl="6" w:tplc="100C000F" w:tentative="1">
+      <w:start w:val="1"/>
+      <w:numFmt w:val="decimal"/>
+      <w:lvlText w:val="%7."/>
+      <w:lvlJc w:val="left"/>
+      <w:pPr>
+        <w:ind w:left="5040" w:hanging="360"/>
+      </w:pPr>
+    </w:lvl>
+    <w:lvl w:ilvl="7" w:tplc="100C0019" w:tentative="1">
+      <w:start w:val="1"/>
+      <w:numFmt w:val="lowerLetter"/>
+      <w:lvlText w:val="%8."/>
+      <w:lvlJc w:val="left"/>
+      <w:pPr>
+        <w:ind w:left="5760" w:hanging="360"/>
+      </w:pPr>
+    </w:lvl>
+    <w:lvl w:ilvl="8" w:tplc="100C001B" w:tentative="1">
+      <w:start w:val="1"/>
+      <w:numFmt w:val="lowerRoman"/>
+      <w:lvlText w:val="%9."/>
+      <w:lvlJc w:val="right"/>
+      <w:pPr>
+        <w:ind w:left="6480" w:hanging="180"/>
+      </w:pPr>
+    </w:lvl>
+  </w:abstractNum>
+  <w:abstractNum w:abstractNumId="3" w15:restartNumberingAfterBreak="0">
+    <w:nsid w:val="64684806"/>
+    <w:multiLevelType w:val="hybridMultilevel"/>
+    <w:tmpl w:val="3BC08792"/>
+    <w:lvl w:ilvl="0" w:tplc="100C0015">
+      <w:start w:val="1"/>
+      <w:numFmt w:val="upperLetter"/>
+      <w:lvlText w:val="%1."/>
+      <w:lvlJc w:val="left"/>
+      <w:pPr>
+        <w:ind w:left="720" w:hanging="360"/>
+      </w:pPr>
+      <w:rPr>
+        <w:rFonts w:hint="default"/>
+      </w:rPr>
+    </w:lvl>
+    <w:lvl w:ilvl="1" w:tplc="100C0019" w:tentative="1">
+      <w:start w:val="1"/>
+      <w:numFmt w:val="lowerLetter"/>
+      <w:lvlText w:val="%2."/>
+      <w:lvlJc w:val="left"/>
+      <w:pPr>
+        <w:ind w:left="1440" w:hanging="360"/>
+      </w:pPr>
+    </w:lvl>
+    <w:lvl w:ilvl="2" w:tplc="100C001B" w:tentative="1">
+      <w:start w:val="1"/>
+      <w:numFmt w:val="lowerRoman"/>
+      <w:lvlText w:val="%3."/>
+      <w:lvlJc w:val="right"/>
+      <w:pPr>
+        <w:ind w:left="2160" w:hanging="180"/>
+      </w:pPr>
+    </w:lvl>
+    <w:lvl w:ilvl="3" w:tplc="100C000F" w:tentative="1">
+      <w:start w:val="1"/>
+      <w:numFmt w:val="decimal"/>
+      <w:lvlText w:val="%4."/>
+      <w:lvlJc w:val="left"/>
+      <w:pPr>
+        <w:ind w:left="2880" w:hanging="360"/>
+      </w:pPr>
+    </w:lvl>
+    <w:lvl w:ilvl="4" w:tplc="100C0019" w:tentative="1">
+      <w:start w:val="1"/>
+      <w:numFmt w:val="lowerLetter"/>
+      <w:lvlText w:val="%5."/>
+      <w:lvlJc w:val="left"/>
+      <w:pPr>
+        <w:ind w:left="3600" w:hanging="360"/>
+      </w:pPr>
+    </w:lvl>
+    <w:lvl w:ilvl="5" w:tplc="100C001B" w:tentative="1">
+      <w:start w:val="1"/>
+      <w:numFmt w:val="lowerRoman"/>
+      <w:lvlText w:val="%6."/>
+      <w:lvlJc w:val="right"/>
+      <w:pPr>
+        <w:ind w:left="4320" w:hanging="180"/>
+      </w:pPr>
+    </w:lvl>
+    <w:lvl w:ilvl="6" w:tplc="100C000F" w:tentative="1">
+      <w:start w:val="1"/>
+      <w:numFmt w:val="decimal"/>
+      <w:lvlText w:val="%7."/>
+      <w:lvlJc w:val="left"/>
+      <w:pPr>
+        <w:ind w:left="5040" w:hanging="360"/>
+      </w:pPr>
+    </w:lvl>
+    <w:lvl w:ilvl="7" w:tplc="100C0019" w:tentative="1">
+      <w:start w:val="1"/>
+      <w:numFmt w:val="lowerLetter"/>
+      <w:lvlText w:val="%8."/>
+      <w:lvlJc w:val="left"/>
+      <w:pPr>
+        <w:ind w:left="5760" w:hanging="360"/>
+      </w:pPr>
+    </w:lvl>
+    <w:lvl w:ilvl="8" w:tplc="100C001B" w:tentative="1">
+      <w:start w:val="1"/>
+      <w:numFmt w:val="lowerRoman"/>
+      <w:lvlText w:val="%9."/>
+      <w:lvlJc w:val="right"/>
+      <w:pPr>
+        <w:ind w:left="6480" w:hanging="180"/>
+      </w:pPr>
+    </w:lvl>
+  </w:abstractNum>
+  <w:abstractNum w:abstractNumId="4" w15:restartNumberingAfterBreak="0">
     <w:nsid w:val="64F4321A"/>
     <w:multiLevelType w:val="hybridMultilevel"/>
     <w:tmpl w:val="AAAAA8CA"/>
@@ -1451,7 +2188,7 @@
       </w:pPr>
     </w:lvl>
   </w:abstractNum>
-  <w:abstractNum w:abstractNumId="2" w15:restartNumberingAfterBreak="0">
+  <w:abstractNum w:abstractNumId="5" w15:restartNumberingAfterBreak="0">
     <w:nsid w:val="78104C52"/>
     <w:multiLevelType w:val="hybridMultilevel"/>
     <w:tmpl w:val="AAAAA8CA"/>
@@ -1538,13 +2275,22 @@
     </w:lvl>
   </w:abstractNum>
   <w:num w:numId="1" w16cid:durableId="1123108722">
-    <w:abstractNumId w:val="0"/>
+    <w:abstractNumId w:val="1"/>
   </w:num>
   <w:num w:numId="2" w16cid:durableId="928739024">
-    <w:abstractNumId w:val="1"/>
+    <w:abstractNumId w:val="4"/>
   </w:num>
   <w:num w:numId="3" w16cid:durableId="470560592">
+    <w:abstractNumId w:val="5"/>
+  </w:num>
+  <w:num w:numId="4" w16cid:durableId="579603692">
     <w:abstractNumId w:val="2"/>
+  </w:num>
+  <w:num w:numId="5" w16cid:durableId="1019353990">
+    <w:abstractNumId w:val="3"/>
+  </w:num>
+  <w:num w:numId="6" w16cid:durableId="1313483404">
+    <w:abstractNumId w:val="0"/>
   </w:num>
 </w:numbering>
 </file>

--- a/Rapport-P_Bibliothèque_JulienMares.docx
+++ b/Rapport-P_Bibliothèque_JulienMares.docx
@@ -792,6 +792,58 @@
       <w:pPr>
         <w:pStyle w:val="Titre2"/>
       </w:pPr>
+      <w:proofErr w:type="spellStart"/>
+      <w:r>
+        <w:t>Database</w:t>
+      </w:r>
+      <w:proofErr w:type="spellEnd"/>
+      <w:r>
+        <w:t xml:space="preserve"> (MLD)</w:t>
+      </w:r>
+    </w:p>
+    <w:p>
+      <w:r>
+        <w:drawing>
+          <wp:inline distT="0" distB="0" distL="0" distR="0" wp14:anchorId="7A907D94" wp14:editId="0F744B18">
+            <wp:extent cx="5760720" cy="2896235"/>
+            <wp:effectExtent l="0" t="0" r="0" b="0"/>
+            <wp:docPr id="651889749" name="Image 1"/>
+            <wp:cNvGraphicFramePr>
+              <a:graphicFrameLocks xmlns:a="http://schemas.openxmlformats.org/drawingml/2006/main" noChangeAspect="1"/>
+            </wp:cNvGraphicFramePr>
+            <a:graphic xmlns:a="http://schemas.openxmlformats.org/drawingml/2006/main">
+              <a:graphicData uri="http://schemas.openxmlformats.org/drawingml/2006/picture">
+                <pic:pic xmlns:pic="http://schemas.openxmlformats.org/drawingml/2006/picture">
+                  <pic:nvPicPr>
+                    <pic:cNvPr id="651889749" name=""/>
+                    <pic:cNvPicPr/>
+                  </pic:nvPicPr>
+                  <pic:blipFill>
+                    <a:blip r:embed="rId6"/>
+                    <a:stretch>
+                      <a:fillRect/>
+                    </a:stretch>
+                  </pic:blipFill>
+                  <pic:spPr>
+                    <a:xfrm>
+                      <a:off x="0" y="0"/>
+                      <a:ext cx="5760720" cy="2896235"/>
+                    </a:xfrm>
+                    <a:prstGeom prst="rect">
+                      <a:avLst/>
+                    </a:prstGeom>
+                  </pic:spPr>
+                </pic:pic>
+              </a:graphicData>
+            </a:graphic>
+          </wp:inline>
+        </w:drawing>
+      </w:r>
+    </w:p>
+    <w:p>
+      <w:pPr>
+        <w:pStyle w:val="Titre2"/>
+      </w:pPr>
       <w:r>
         <w:t>Analyse Routes API</w:t>
       </w:r>
@@ -1158,6 +1210,7 @@
         </w:numPr>
       </w:pPr>
       <w:r>
+        <w:lastRenderedPageBreak/>
         <w:t>DEL /books</w:t>
       </w:r>
       <w:r>
@@ -1347,7 +1400,6 @@
     </w:p>
     <w:p>
       <w:r>
-        <w:lastRenderedPageBreak/>
         <w:t xml:space="preserve">Dans le cahier des charges l’administrateur peut bloquer un utilisateur, je n’avais pas vu ça à ma première lecture et </w:t>
       </w:r>
       <w:r>
@@ -1452,14 +1504,7 @@
         <w:t>, par exemple lorsqu’un utilisateur veut ajouter/modifier un commentaire.</w:t>
       </w:r>
     </w:p>
-    <w:p>
-      <w:pPr>
-        <w:pStyle w:val="Titre3"/>
-      </w:pPr>
-      <w:r>
-        <w:t>Routes</w:t>
-      </w:r>
-    </w:p>
+    <w:p/>
     <w:p/>
     <w:p>
       <w:r>
@@ -1482,7 +1527,7 @@
                     <pic:cNvPicPr/>
                   </pic:nvPicPr>
                   <pic:blipFill>
-                    <a:blip r:embed="rId6"/>
+                    <a:blip r:embed="rId7"/>
                     <a:stretch>
                       <a:fillRect/>
                     </a:stretch>
@@ -1525,7 +1570,7 @@
                     <pic:cNvPicPr/>
                   </pic:nvPicPr>
                   <pic:blipFill>
-                    <a:blip r:embed="rId7"/>
+                    <a:blip r:embed="rId8"/>
                     <a:stretch>
                       <a:fillRect/>
                     </a:stretch>
@@ -1659,7 +1704,7 @@
                     </pic:cNvPicPr>
                   </pic:nvPicPr>
                   <pic:blipFill>
-                    <a:blip r:embed="rId8" cstate="print">
+                    <a:blip r:embed="rId9" cstate="print">
                       <a:extLst>
                         <a:ext uri="{28A0092B-C50C-407E-A947-70E740481C1C}">
                           <a14:useLocalDpi xmlns:a14="http://schemas.microsoft.com/office/drawing/2010/main" val="0"/>
